--- a/Desafio Tecnico - Teste de Software - Casos de Testes API.docx
+++ b/Desafio Tecnico - Teste de Software - Casos de Testes API.docx
@@ -80,7 +80,7 @@
           <w:szCs w:val="30"/>
           <w:lang w:eastAsia="pt-BR"/>
         </w:rPr>
-        <w:t xml:space="preserve"> </w:t>
+        <w:t xml:space="preserve">- </w:t>
       </w:r>
       <w:r>
         <w:rPr>
@@ -91,17 +91,6 @@
           <w:szCs w:val="30"/>
           <w:lang w:eastAsia="pt-BR"/>
         </w:rPr>
-        <w:t xml:space="preserve">- </w:t>
-      </w:r>
-      <w:r>
-        <w:rPr>
-          <w:rFonts w:eastAsia="Times New Roman" w:cstheme="minorHAnsi"/>
-          <w:b/>
-          <w:bCs/>
-          <w:sz w:val="30"/>
-          <w:szCs w:val="30"/>
-          <w:lang w:eastAsia="pt-BR"/>
-        </w:rPr>
         <w:t>Consultar endereço com CEP válido</w:t>
       </w:r>
     </w:p>
@@ -298,31 +287,7 @@
         <w:rPr>
           <w:rFonts w:cstheme="minorHAnsi"/>
         </w:rPr>
-        <w:t>QNM</w:t>
-      </w:r>
-      <w:r>
-        <w:rPr>
-          <w:rFonts w:cstheme="minorHAnsi"/>
-        </w:rPr>
-        <w:t xml:space="preserve"> </w:t>
-      </w:r>
-      <w:r>
-        <w:rPr>
-          <w:rFonts w:cstheme="minorHAnsi"/>
-        </w:rPr>
-        <w:t>38</w:t>
-      </w:r>
-      <w:r>
-        <w:rPr>
-          <w:rFonts w:cstheme="minorHAnsi"/>
-        </w:rPr>
-        <w:t xml:space="preserve"> </w:t>
-      </w:r>
-      <w:r>
-        <w:rPr>
-          <w:rFonts w:cstheme="minorHAnsi"/>
-        </w:rPr>
-        <w:t>Conjunto H</w:t>
+        <w:t>QNM38Conjunto H</w:t>
       </w:r>
       <w:r>
         <w:rPr>
@@ -351,12 +316,6 @@
           <w:rFonts w:cstheme="minorHAnsi"/>
         </w:rPr>
         <w:t xml:space="preserve"> o sistema deve retornar status 200</w:t>
-      </w:r>
-      <w:r>
-        <w:rPr>
-          <w:rFonts w:cstheme="minorHAnsi"/>
-        </w:rPr>
-        <w:t xml:space="preserve"> </w:t>
       </w:r>
     </w:p>
     <w:p>
@@ -404,7 +363,6 @@
           <w:lang w:eastAsia="en-US"/>
         </w:rPr>
       </w:pPr>
-      <w:proofErr w:type="gramStart"/>
       <w:r>
         <w:rPr>
           <w:rFonts w:asciiTheme="minorHAnsi" w:eastAsiaTheme="minorHAnsi" w:hAnsiTheme="minorHAnsi" w:cstheme="minorHAnsi"/>
@@ -421,8 +379,9 @@
           <w:szCs w:val="22"/>
           <w:lang w:eastAsia="en-US"/>
         </w:rPr>
-        <w:t xml:space="preserve">  </w:t>
-      </w:r>
+        <w:t>"</w:t>
+      </w:r>
+      <w:proofErr w:type="spellStart"/>
       <w:r>
         <w:rPr>
           <w:rFonts w:asciiTheme="minorHAnsi" w:eastAsiaTheme="minorHAnsi" w:hAnsiTheme="minorHAnsi" w:cstheme="minorHAnsi"/>
@@ -430,28 +389,45 @@
           <w:szCs w:val="22"/>
           <w:lang w:eastAsia="en-US"/>
         </w:rPr>
-        <w:t>"</w:t>
+        <w:t>code</w:t>
+      </w:r>
+      <w:proofErr w:type="spellEnd"/>
+      <w:r>
+        <w:rPr>
+          <w:rFonts w:asciiTheme="minorHAnsi" w:eastAsiaTheme="minorHAnsi" w:hAnsiTheme="minorHAnsi" w:cstheme="minorHAnsi"/>
+          <w:sz w:val="22"/>
+          <w:szCs w:val="22"/>
+          <w:lang w:eastAsia="en-US"/>
+        </w:rPr>
+        <w:t>": "72145-808",</w:t>
+      </w:r>
+    </w:p>
+    <w:p>
+      <w:pPr>
+        <w:spacing w:after="0" w:line="240" w:lineRule="auto"/>
+        <w:rPr>
+          <w:rFonts w:cstheme="minorHAnsi"/>
+        </w:rPr>
+      </w:pPr>
+      <w:r>
+        <w:rPr>
+          <w:rFonts w:cstheme="minorHAnsi"/>
+        </w:rPr>
+        <w:t xml:space="preserve">    "</w:t>
       </w:r>
       <w:proofErr w:type="spellStart"/>
-      <w:proofErr w:type="gramEnd"/>
-      <w:r>
-        <w:rPr>
-          <w:rFonts w:asciiTheme="minorHAnsi" w:eastAsiaTheme="minorHAnsi" w:hAnsiTheme="minorHAnsi" w:cstheme="minorHAnsi"/>
-          <w:sz w:val="22"/>
-          <w:szCs w:val="22"/>
-          <w:lang w:eastAsia="en-US"/>
-        </w:rPr>
-        <w:t>code</w:t>
+      <w:r>
+        <w:rPr>
+          <w:rFonts w:cstheme="minorHAnsi"/>
+        </w:rPr>
+        <w:t>state</w:t>
       </w:r>
       <w:proofErr w:type="spellEnd"/>
       <w:r>
         <w:rPr>
-          <w:rFonts w:asciiTheme="minorHAnsi" w:eastAsiaTheme="minorHAnsi" w:hAnsiTheme="minorHAnsi" w:cstheme="minorHAnsi"/>
-          <w:sz w:val="22"/>
-          <w:szCs w:val="22"/>
-          <w:lang w:eastAsia="en-US"/>
-        </w:rPr>
-        <w:t>": "72145-808",</w:t>
+          <w:rFonts w:cstheme="minorHAnsi"/>
+        </w:rPr>
+        <w:t>": "DF",</w:t>
       </w:r>
     </w:p>
     <w:p>
@@ -465,49 +441,7 @@
         <w:rPr>
           <w:rFonts w:cstheme="minorHAnsi"/>
         </w:rPr>
-        <w:t xml:space="preserve">    "</w:t>
-      </w:r>
-      <w:proofErr w:type="spellStart"/>
-      <w:r>
-        <w:rPr>
-          <w:rFonts w:cstheme="minorHAnsi"/>
-        </w:rPr>
-        <w:t>state</w:t>
-      </w:r>
-      <w:proofErr w:type="spellEnd"/>
-      <w:r>
-        <w:rPr>
-          <w:rFonts w:cstheme="minorHAnsi"/>
-        </w:rPr>
-        <w:t>": "DF",</w:t>
-      </w:r>
-    </w:p>
-    <w:p>
-      <w:pPr>
-        <w:spacing w:after="0" w:line="240" w:lineRule="auto"/>
-        <w:rPr>
-          <w:rFonts w:cstheme="minorHAnsi"/>
-        </w:rPr>
-      </w:pPr>
-      <w:r>
-        <w:rPr>
-          <w:rFonts w:cstheme="minorHAnsi"/>
-        </w:rPr>
-        <w:t xml:space="preserve">    "</w:t>
-      </w:r>
-      <w:proofErr w:type="spellStart"/>
-      <w:r>
-        <w:rPr>
-          <w:rFonts w:cstheme="minorHAnsi"/>
-        </w:rPr>
-        <w:t>city</w:t>
-      </w:r>
-      <w:proofErr w:type="spellEnd"/>
-      <w:r>
-        <w:rPr>
-          <w:rFonts w:cstheme="minorHAnsi"/>
-        </w:rPr>
-        <w:t>": "Brasília",</w:t>
+        <w:t xml:space="preserve">    "city": "Brasília",</w:t>
       </w:r>
     </w:p>
     <w:p>
@@ -624,8 +558,8 @@
         <w:tblLook w:val="04A0" w:firstRow="1" w:lastRow="0" w:firstColumn="1" w:lastColumn="0" w:noHBand="0" w:noVBand="1"/>
       </w:tblPr>
       <w:tblGrid>
-        <w:gridCol w:w="1818"/>
-        <w:gridCol w:w="6686"/>
+        <w:gridCol w:w="1832"/>
+        <w:gridCol w:w="6672"/>
       </w:tblGrid>
       <w:tr>
         <w:trPr>
@@ -713,7 +647,7 @@
                 <w:szCs w:val="24"/>
                 <w:lang w:eastAsia="pt-BR"/>
               </w:rPr>
-              <w:t xml:space="preserve"> </w:t>
+              <w:t>- FB</w:t>
             </w:r>
             <w:r>
               <w:rPr>
@@ -724,18 +658,7 @@
                 <w:szCs w:val="24"/>
                 <w:lang w:eastAsia="pt-BR"/>
               </w:rPr>
-              <w:t xml:space="preserve">- </w:t>
-            </w:r>
-            <w:r>
-              <w:rPr>
-                <w:rFonts w:eastAsia="Times New Roman" w:cstheme="minorHAnsi"/>
-                <w:b/>
-                <w:bCs/>
-                <w:sz w:val="24"/>
-                <w:szCs w:val="24"/>
-                <w:lang w:eastAsia="pt-BR"/>
-              </w:rPr>
-              <w:t xml:space="preserve">FB </w:t>
+              <w:t xml:space="preserve"> </w:t>
             </w:r>
             <w:r>
               <w:rPr>
@@ -1153,7 +1076,23 @@
                 <w:sz w:val="20"/>
                 <w:lang w:eastAsia="pt-BR"/>
               </w:rPr>
-              <w:t>72145808</w:t>
+              <w:t>72145</w:t>
+            </w:r>
+            <w:r>
+              <w:rPr>
+                <w:rFonts w:eastAsia="Times New Roman" w:cstheme="minorHAnsi"/>
+                <w:sz w:val="20"/>
+                <w:lang w:eastAsia="pt-BR"/>
+              </w:rPr>
+              <w:t>-</w:t>
+            </w:r>
+            <w:r>
+              <w:rPr>
+                <w:rFonts w:eastAsia="Times New Roman" w:cstheme="minorHAnsi"/>
+                <w:sz w:val="20"/>
+                <w:lang w:eastAsia="pt-BR"/>
+              </w:rPr>
+              <w:t>808</w:t>
             </w:r>
             <w:r>
               <w:rPr>
@@ -1376,270 +1315,6 @@
         <w:spacing w:before="100" w:beforeAutospacing="1" w:after="100" w:afterAutospacing="1" w:line="240" w:lineRule="auto"/>
         <w:outlineLvl w:val="2"/>
         <w:rPr>
-          <w:rFonts w:cstheme="minorHAnsi"/>
-          <w:b/>
-          <w:bCs/>
-        </w:rPr>
-      </w:pPr>
-      <w:r>
-        <w:rPr>
-          <w:rFonts w:cstheme="minorHAnsi"/>
-          <w:b/>
-          <w:bCs/>
-        </w:rPr>
-        <w:t>Resultado Esperado (JSON)</w:t>
-      </w:r>
-    </w:p>
-    <w:p>
-      <w:pPr>
-        <w:spacing w:after="0" w:line="240" w:lineRule="auto"/>
-        <w:outlineLvl w:val="2"/>
-        <w:rPr>
-          <w:rFonts w:eastAsia="Times New Roman" w:cstheme="minorHAnsi"/>
-          <w:lang w:eastAsia="pt-BR"/>
-        </w:rPr>
-      </w:pPr>
-      <w:proofErr w:type="gramStart"/>
-      <w:r>
-        <w:rPr>
-          <w:rFonts w:eastAsia="Times New Roman" w:cstheme="minorHAnsi"/>
-          <w:lang w:eastAsia="pt-BR"/>
-        </w:rPr>
-        <w:t>{  "</w:t>
-      </w:r>
-      <w:proofErr w:type="gramEnd"/>
-      <w:r>
-        <w:rPr>
-          <w:rFonts w:eastAsia="Times New Roman" w:cstheme="minorHAnsi"/>
-          <w:lang w:eastAsia="pt-BR"/>
-        </w:rPr>
-        <w:t>status": 200,</w:t>
-      </w:r>
-    </w:p>
-    <w:p>
-      <w:pPr>
-        <w:spacing w:after="0" w:line="240" w:lineRule="auto"/>
-        <w:outlineLvl w:val="2"/>
-        <w:rPr>
-          <w:rFonts w:eastAsia="Times New Roman" w:cstheme="minorHAnsi"/>
-          <w:lang w:eastAsia="pt-BR"/>
-        </w:rPr>
-      </w:pPr>
-      <w:r>
-        <w:rPr>
-          <w:rFonts w:eastAsia="Times New Roman" w:cstheme="minorHAnsi"/>
-          <w:lang w:eastAsia="pt-BR"/>
-        </w:rPr>
-        <w:t xml:space="preserve">  "</w:t>
-      </w:r>
-      <w:proofErr w:type="spellStart"/>
-      <w:r>
-        <w:rPr>
-          <w:rFonts w:eastAsia="Times New Roman" w:cstheme="minorHAnsi"/>
-          <w:lang w:eastAsia="pt-BR"/>
-        </w:rPr>
-        <w:t>code</w:t>
-      </w:r>
-      <w:proofErr w:type="spellEnd"/>
-      <w:r>
-        <w:rPr>
-          <w:rFonts w:eastAsia="Times New Roman" w:cstheme="minorHAnsi"/>
-          <w:lang w:eastAsia="pt-BR"/>
-        </w:rPr>
-        <w:t>": "</w:t>
-      </w:r>
-      <w:r>
-        <w:t>72145-808</w:t>
-      </w:r>
-      <w:r>
-        <w:rPr>
-          <w:rFonts w:eastAsia="Times New Roman" w:cstheme="minorHAnsi"/>
-          <w:lang w:eastAsia="pt-BR"/>
-        </w:rPr>
-        <w:t>",</w:t>
-      </w:r>
-    </w:p>
-    <w:p>
-      <w:pPr>
-        <w:spacing w:after="0" w:line="240" w:lineRule="auto"/>
-        <w:outlineLvl w:val="2"/>
-        <w:rPr>
-          <w:rFonts w:eastAsia="Times New Roman" w:cstheme="minorHAnsi"/>
-          <w:lang w:eastAsia="pt-BR"/>
-        </w:rPr>
-      </w:pPr>
-      <w:r>
-        <w:rPr>
-          <w:rFonts w:eastAsia="Times New Roman" w:cstheme="minorHAnsi"/>
-          <w:lang w:eastAsia="pt-BR"/>
-        </w:rPr>
-        <w:t xml:space="preserve">  "</w:t>
-      </w:r>
-      <w:proofErr w:type="spellStart"/>
-      <w:r>
-        <w:rPr>
-          <w:rFonts w:eastAsia="Times New Roman" w:cstheme="minorHAnsi"/>
-          <w:lang w:eastAsia="pt-BR"/>
-        </w:rPr>
-        <w:t>state</w:t>
-      </w:r>
-      <w:proofErr w:type="spellEnd"/>
-      <w:r>
-        <w:rPr>
-          <w:rFonts w:eastAsia="Times New Roman" w:cstheme="minorHAnsi"/>
-          <w:lang w:eastAsia="pt-BR"/>
-        </w:rPr>
-        <w:t>": "</w:t>
-      </w:r>
-      <w:r>
-        <w:rPr>
-          <w:rFonts w:eastAsia="Times New Roman" w:cstheme="minorHAnsi"/>
-          <w:lang w:eastAsia="pt-BR"/>
-        </w:rPr>
-        <w:t>DF</w:t>
-      </w:r>
-      <w:r>
-        <w:rPr>
-          <w:rFonts w:eastAsia="Times New Roman" w:cstheme="minorHAnsi"/>
-          <w:lang w:eastAsia="pt-BR"/>
-        </w:rPr>
-        <w:t>",</w:t>
-      </w:r>
-    </w:p>
-    <w:p>
-      <w:pPr>
-        <w:spacing w:after="0" w:line="240" w:lineRule="auto"/>
-        <w:outlineLvl w:val="2"/>
-        <w:rPr>
-          <w:rFonts w:eastAsia="Times New Roman" w:cstheme="minorHAnsi"/>
-          <w:lang w:eastAsia="pt-BR"/>
-        </w:rPr>
-      </w:pPr>
-      <w:r>
-        <w:rPr>
-          <w:rFonts w:eastAsia="Times New Roman" w:cstheme="minorHAnsi"/>
-          <w:lang w:eastAsia="pt-BR"/>
-        </w:rPr>
-        <w:t xml:space="preserve">  "</w:t>
-      </w:r>
-      <w:proofErr w:type="spellStart"/>
-      <w:r>
-        <w:rPr>
-          <w:rFonts w:eastAsia="Times New Roman" w:cstheme="minorHAnsi"/>
-          <w:lang w:eastAsia="pt-BR"/>
-        </w:rPr>
-        <w:t>city</w:t>
-      </w:r>
-      <w:proofErr w:type="spellEnd"/>
-      <w:r>
-        <w:rPr>
-          <w:rFonts w:eastAsia="Times New Roman" w:cstheme="minorHAnsi"/>
-          <w:lang w:eastAsia="pt-BR"/>
-        </w:rPr>
-        <w:t>": "</w:t>
-      </w:r>
-      <w:r>
-        <w:rPr>
-          <w:rFonts w:eastAsia="Times New Roman" w:cstheme="minorHAnsi"/>
-          <w:lang w:eastAsia="pt-BR"/>
-        </w:rPr>
-        <w:t>Brasília</w:t>
-      </w:r>
-      <w:r>
-        <w:rPr>
-          <w:rFonts w:eastAsia="Times New Roman" w:cstheme="minorHAnsi"/>
-          <w:lang w:eastAsia="pt-BR"/>
-        </w:rPr>
-        <w:t>",</w:t>
-      </w:r>
-    </w:p>
-    <w:p>
-      <w:pPr>
-        <w:spacing w:after="0" w:line="240" w:lineRule="auto"/>
-        <w:rPr>
-          <w:rFonts w:cstheme="minorHAnsi"/>
-        </w:rPr>
-      </w:pPr>
-      <w:r>
-        <w:rPr>
-          <w:rFonts w:cstheme="minorHAnsi"/>
-        </w:rPr>
-        <w:t xml:space="preserve">   </w:t>
-      </w:r>
-      <w:r>
-        <w:rPr>
-          <w:rFonts w:cstheme="minorHAnsi"/>
-        </w:rPr>
-        <w:t>"</w:t>
-      </w:r>
-      <w:proofErr w:type="spellStart"/>
-      <w:r>
-        <w:rPr>
-          <w:rFonts w:cstheme="minorHAnsi"/>
-        </w:rPr>
-        <w:t>district</w:t>
-      </w:r>
-      <w:proofErr w:type="spellEnd"/>
-      <w:r>
-        <w:rPr>
-          <w:rFonts w:cstheme="minorHAnsi"/>
-        </w:rPr>
-        <w:t>": "Taguatinga Norte (Taguatinga)",</w:t>
-      </w:r>
-    </w:p>
-    <w:p>
-      <w:pPr>
-        <w:spacing w:after="0" w:line="240" w:lineRule="auto"/>
-        <w:rPr>
-          <w:rFonts w:cstheme="minorHAnsi"/>
-        </w:rPr>
-      </w:pPr>
-      <w:r>
-        <w:rPr>
-          <w:rFonts w:cstheme="minorHAnsi"/>
-        </w:rPr>
-        <w:t xml:space="preserve">   "</w:t>
-      </w:r>
-      <w:proofErr w:type="spellStart"/>
-      <w:r>
-        <w:rPr>
-          <w:rFonts w:cstheme="minorHAnsi"/>
-        </w:rPr>
-        <w:t>address</w:t>
-      </w:r>
-      <w:proofErr w:type="spellEnd"/>
-      <w:r>
-        <w:rPr>
-          <w:rFonts w:cstheme="minorHAnsi"/>
-        </w:rPr>
-        <w:t>": "QNM 38 Conjunto H",</w:t>
-      </w:r>
-    </w:p>
-    <w:p>
-      <w:pPr>
-        <w:spacing w:after="0" w:line="240" w:lineRule="auto"/>
-        <w:rPr>
-          <w:rFonts w:cstheme="minorHAnsi"/>
-        </w:rPr>
-      </w:pPr>
-      <w:r>
-        <w:rPr>
-          <w:rFonts w:cstheme="minorHAnsi"/>
-        </w:rPr>
-        <w:t>}</w:t>
-      </w:r>
-      <w:r>
-        <w:rPr>
-          <w:rFonts w:cstheme="minorHAnsi"/>
-        </w:rPr>
-        <w:br/>
-      </w:r>
-    </w:p>
-    <w:p>
-      <w:pPr>
-        <w:spacing w:before="100" w:beforeAutospacing="1" w:after="100" w:afterAutospacing="1" w:line="240" w:lineRule="auto"/>
-        <w:outlineLvl w:val="2"/>
-        <w:rPr>
           <w:rFonts w:eastAsia="Times New Roman" w:cstheme="minorHAnsi"/>
           <w:b/>
           <w:bCs/>
@@ -1680,6 +1355,76 @@
     <w:p>
       <w:pPr>
         <w:spacing w:before="100" w:beforeAutospacing="1" w:after="100" w:afterAutospacing="1" w:line="240" w:lineRule="auto"/>
+        <w:outlineLvl w:val="2"/>
+        <w:rPr>
+          <w:rFonts w:eastAsia="Times New Roman" w:cstheme="minorHAnsi"/>
+          <w:b/>
+          <w:bCs/>
+          <w:sz w:val="27"/>
+          <w:szCs w:val="27"/>
+          <w:lang w:eastAsia="pt-BR"/>
+        </w:rPr>
+      </w:pPr>
+    </w:p>
+    <w:p>
+      <w:pPr>
+        <w:spacing w:before="100" w:beforeAutospacing="1" w:after="100" w:afterAutospacing="1" w:line="240" w:lineRule="auto"/>
+        <w:outlineLvl w:val="2"/>
+        <w:rPr>
+          <w:rFonts w:eastAsia="Times New Roman" w:cstheme="minorHAnsi"/>
+          <w:b/>
+          <w:bCs/>
+          <w:sz w:val="27"/>
+          <w:szCs w:val="27"/>
+          <w:lang w:eastAsia="pt-BR"/>
+        </w:rPr>
+      </w:pPr>
+    </w:p>
+    <w:p>
+      <w:pPr>
+        <w:spacing w:before="100" w:beforeAutospacing="1" w:after="100" w:afterAutospacing="1" w:line="240" w:lineRule="auto"/>
+        <w:outlineLvl w:val="2"/>
+        <w:rPr>
+          <w:rFonts w:eastAsia="Times New Roman" w:cstheme="minorHAnsi"/>
+          <w:b/>
+          <w:bCs/>
+          <w:sz w:val="27"/>
+          <w:szCs w:val="27"/>
+          <w:lang w:eastAsia="pt-BR"/>
+        </w:rPr>
+      </w:pPr>
+    </w:p>
+    <w:p>
+      <w:pPr>
+        <w:spacing w:before="100" w:beforeAutospacing="1" w:after="100" w:afterAutospacing="1" w:line="240" w:lineRule="auto"/>
+        <w:outlineLvl w:val="2"/>
+        <w:rPr>
+          <w:rFonts w:eastAsia="Times New Roman" w:cstheme="minorHAnsi"/>
+          <w:b/>
+          <w:bCs/>
+          <w:sz w:val="27"/>
+          <w:szCs w:val="27"/>
+          <w:lang w:eastAsia="pt-BR"/>
+        </w:rPr>
+      </w:pPr>
+    </w:p>
+    <w:p>
+      <w:pPr>
+        <w:spacing w:before="100" w:beforeAutospacing="1" w:after="100" w:afterAutospacing="1" w:line="240" w:lineRule="auto"/>
+        <w:outlineLvl w:val="2"/>
+        <w:rPr>
+          <w:rFonts w:eastAsia="Times New Roman" w:cstheme="minorHAnsi"/>
+          <w:b/>
+          <w:bCs/>
+          <w:sz w:val="27"/>
+          <w:szCs w:val="27"/>
+          <w:lang w:eastAsia="pt-BR"/>
+        </w:rPr>
+      </w:pPr>
+    </w:p>
+    <w:p>
+      <w:pPr>
+        <w:spacing w:before="100" w:beforeAutospacing="1" w:after="100" w:afterAutospacing="1" w:line="240" w:lineRule="auto"/>
         <w:outlineLvl w:val="1"/>
         <w:rPr>
           <w:rFonts w:eastAsia="Times New Roman" w:cstheme="minorHAnsi"/>
@@ -1700,62 +1445,7 @@
           <w:lang w:eastAsia="pt-BR"/>
         </w:rPr>
         <w:lastRenderedPageBreak/>
-        <w:t xml:space="preserve">Cenário </w:t>
-      </w:r>
-      <w:r>
-        <w:rPr>
-          <w:rFonts w:eastAsia="Times New Roman" w:cstheme="minorHAnsi"/>
-          <w:b/>
-          <w:bCs/>
-          <w:sz w:val="30"/>
-          <w:szCs w:val="30"/>
-          <w:lang w:eastAsia="pt-BR"/>
-        </w:rPr>
-        <w:t>2</w:t>
-      </w:r>
-      <w:r>
-        <w:rPr>
-          <w:rFonts w:eastAsia="Times New Roman" w:cstheme="minorHAnsi"/>
-          <w:b/>
-          <w:bCs/>
-          <w:sz w:val="30"/>
-          <w:szCs w:val="30"/>
-          <w:lang w:eastAsia="pt-BR"/>
-        </w:rPr>
-        <w:t xml:space="preserve"> – Fluxo </w:t>
-      </w:r>
-      <w:r>
-        <w:rPr>
-          <w:rFonts w:eastAsia="Times New Roman" w:cstheme="minorHAnsi"/>
-          <w:b/>
-          <w:bCs/>
-          <w:sz w:val="30"/>
-          <w:szCs w:val="30"/>
-          <w:lang w:eastAsia="pt-BR"/>
-        </w:rPr>
-        <w:t>Alternativo</w:t>
-      </w:r>
-      <w:r>
-        <w:rPr>
-          <w:rFonts w:eastAsia="Times New Roman" w:cstheme="minorHAnsi"/>
-          <w:b/>
-          <w:bCs/>
-          <w:sz w:val="30"/>
-          <w:szCs w:val="30"/>
-          <w:lang w:eastAsia="pt-BR"/>
-        </w:rPr>
-        <w:t xml:space="preserve"> - Consultar CEP </w:t>
-      </w:r>
-      <w:r>
-        <w:rPr>
-          <w:rFonts w:eastAsia="Times New Roman" w:cstheme="minorHAnsi"/>
-          <w:b/>
-          <w:bCs/>
-          <w:sz w:val="30"/>
-          <w:szCs w:val="30"/>
-          <w:lang w:eastAsia="pt-BR"/>
-        </w:rPr>
-        <w:t>com formatação diferente – CEP válido sem hífen</w:t>
+        <w:t>Cenário 2 – Fluxo Alternativo - Consultar CEP com formatação diferente – CEP válido sem hífen</w:t>
       </w:r>
     </w:p>
     <w:p>
@@ -1829,13 +1519,49 @@
           <w:b/>
           <w:bCs/>
         </w:rPr>
+        <w:t>Então</w:t>
+      </w:r>
+      <w:r>
+        <w:rPr>
+          <w:rFonts w:cstheme="minorHAnsi"/>
+        </w:rPr>
+        <w:t xml:space="preserve"> o sistema deve retornar status </w:t>
+      </w:r>
+      <w:r>
+        <w:rPr>
+          <w:rFonts w:cstheme="minorHAnsi"/>
+        </w:rPr>
+        <w:t>404</w:t>
+      </w:r>
+    </w:p>
+    <w:p>
+      <w:pPr>
+        <w:spacing w:after="0" w:line="240" w:lineRule="auto"/>
+        <w:rPr>
+          <w:rFonts w:cstheme="minorHAnsi"/>
+        </w:rPr>
+      </w:pPr>
+      <w:r>
+        <w:rPr>
+          <w:rFonts w:cstheme="minorHAnsi"/>
+          <w:b/>
+          <w:bCs/>
+        </w:rPr>
         <w:t>E</w:t>
       </w:r>
       <w:r>
         <w:rPr>
           <w:rFonts w:cstheme="minorHAnsi"/>
-        </w:rPr>
-        <w:t xml:space="preserve"> deve retornar os dados do endereço correspondente</w:t>
+          <w:b/>
+          <w:bCs/>
+        </w:rPr>
+        <w:t xml:space="preserve"> </w:t>
+      </w:r>
+      <w:r>
+        <w:rPr>
+          <w:rFonts w:cstheme="minorHAnsi"/>
+        </w:rPr>
+        <w:t>o body response retorna</w:t>
       </w:r>
     </w:p>
     <w:p>
@@ -1845,26 +1571,47 @@
           <w:rFonts w:cstheme="minorHAnsi"/>
         </w:rPr>
       </w:pPr>
-      <w:r>
-        <w:rPr>
-          <w:rFonts w:cstheme="minorHAnsi"/>
-          <w:b/>
-          <w:bCs/>
-        </w:rPr>
-        <w:t>Então</w:t>
-      </w:r>
-      <w:r>
-        <w:rPr>
-          <w:rFonts w:cstheme="minorHAnsi"/>
-        </w:rPr>
-        <w:t xml:space="preserve"> o sistema deve retornar status </w:t>
-      </w:r>
-      <w:r>
-        <w:rPr>
-          <w:rFonts w:cstheme="minorHAnsi"/>
-          <w:highlight w:val="red"/>
-        </w:rPr>
-        <w:t>200</w:t>
+      <w:proofErr w:type="gramStart"/>
+      <w:r>
+        <w:rPr>
+          <w:rFonts w:cstheme="minorHAnsi"/>
+        </w:rPr>
+        <w:t xml:space="preserve">{  </w:t>
+      </w:r>
+      <w:proofErr w:type="gramEnd"/>
+      <w:r>
+        <w:rPr>
+          <w:rFonts w:cstheme="minorHAnsi"/>
+        </w:rPr>
+        <w:t xml:space="preserve">  "</w:t>
+      </w:r>
+      <w:proofErr w:type="spellStart"/>
+      <w:r>
+        <w:rPr>
+          <w:rFonts w:cstheme="minorHAnsi"/>
+        </w:rPr>
+        <w:t>code</w:t>
+      </w:r>
+      <w:proofErr w:type="spellEnd"/>
+      <w:r>
+        <w:rPr>
+          <w:rFonts w:cstheme="minorHAnsi"/>
+        </w:rPr>
+        <w:t>": "</w:t>
+      </w:r>
+      <w:proofErr w:type="spellStart"/>
+      <w:r>
+        <w:rPr>
+          <w:rFonts w:cstheme="minorHAnsi"/>
+        </w:rPr>
+        <w:t>not_found</w:t>
+      </w:r>
+      <w:proofErr w:type="spellEnd"/>
+      <w:r>
+        <w:rPr>
+          <w:rFonts w:cstheme="minorHAnsi"/>
+        </w:rPr>
+        <w:t>",</w:t>
       </w:r>
     </w:p>
     <w:p>
@@ -1877,172 +1624,104 @@
       <w:r>
         <w:rPr>
           <w:rFonts w:cstheme="minorHAnsi"/>
-          <w:b/>
-          <w:bCs/>
-        </w:rPr>
-        <w:t>E</w:t>
-      </w:r>
-      <w:r>
-        <w:rPr>
-          <w:rFonts w:cstheme="minorHAnsi"/>
-          <w:b/>
-          <w:bCs/>
+        </w:rPr>
+        <w:t xml:space="preserve">    "</w:t>
+      </w:r>
+      <w:proofErr w:type="spellStart"/>
+      <w:r>
+        <w:rPr>
+          <w:rFonts w:cstheme="minorHAnsi"/>
+        </w:rPr>
+        <w:t>message</w:t>
+      </w:r>
+      <w:proofErr w:type="spellEnd"/>
+      <w:r>
+        <w:rPr>
+          <w:rFonts w:cstheme="minorHAnsi"/>
+        </w:rPr>
+        <w:t xml:space="preserve">": </w:t>
+      </w:r>
+      <w:r>
+        <w:rPr>
+          <w:rFonts w:cstheme="minorHAnsi"/>
+        </w:rPr>
+        <w:t xml:space="preserve">"File </w:t>
+      </w:r>
+      <w:proofErr w:type="spellStart"/>
+      <w:r>
+        <w:rPr>
+          <w:rFonts w:cstheme="minorHAnsi"/>
+        </w:rPr>
+        <w:t>with</w:t>
+      </w:r>
+      <w:proofErr w:type="spellEnd"/>
+      <w:r>
+        <w:rPr>
+          <w:rFonts w:cstheme="minorHAnsi"/>
         </w:rPr>
         <w:t xml:space="preserve"> </w:t>
       </w:r>
-      <w:r>
-        <w:rPr>
-          <w:rFonts w:cstheme="minorHAnsi"/>
-        </w:rPr>
-        <w:t>o body response retorna</w:t>
-      </w:r>
-    </w:p>
-    <w:p>
-      <w:pPr>
-        <w:spacing w:after="0" w:line="240" w:lineRule="auto"/>
-        <w:rPr>
-          <w:rFonts w:cstheme="minorHAnsi"/>
-        </w:rPr>
-      </w:pPr>
-      <w:proofErr w:type="gramStart"/>
-      <w:r>
-        <w:rPr>
-          <w:rFonts w:cstheme="minorHAnsi"/>
-        </w:rPr>
-        <w:t xml:space="preserve">{  </w:t>
-      </w:r>
-      <w:proofErr w:type="gramEnd"/>
-      <w:r>
-        <w:rPr>
-          <w:rFonts w:cstheme="minorHAnsi"/>
-        </w:rPr>
-        <w:t xml:space="preserve">  "</w:t>
-      </w:r>
       <w:proofErr w:type="spellStart"/>
       <w:r>
         <w:rPr>
           <w:rFonts w:cstheme="minorHAnsi"/>
         </w:rPr>
-        <w:t>code</w:t>
+        <w:t>such</w:t>
       </w:r>
       <w:proofErr w:type="spellEnd"/>
       <w:r>
         <w:rPr>
           <w:rFonts w:cstheme="minorHAnsi"/>
         </w:rPr>
-        <w:t>": "</w:t>
+        <w:t xml:space="preserve"> </w:t>
       </w:r>
       <w:proofErr w:type="spellStart"/>
       <w:r>
         <w:rPr>
           <w:rFonts w:cstheme="minorHAnsi"/>
         </w:rPr>
-        <w:t>not_found</w:t>
+        <w:t>name</w:t>
       </w:r>
       <w:proofErr w:type="spellEnd"/>
       <w:r>
         <w:rPr>
           <w:rFonts w:cstheme="minorHAnsi"/>
         </w:rPr>
-        <w:t>",</w:t>
-      </w:r>
-    </w:p>
-    <w:p>
-      <w:pPr>
-        <w:spacing w:after="0" w:line="240" w:lineRule="auto"/>
-        <w:rPr>
-          <w:rFonts w:cstheme="minorHAnsi"/>
-        </w:rPr>
-      </w:pPr>
-      <w:r>
-        <w:rPr>
-          <w:rFonts w:cstheme="minorHAnsi"/>
-        </w:rPr>
-        <w:t xml:space="preserve">    "</w:t>
+        <w:t xml:space="preserve"> does </w:t>
       </w:r>
       <w:proofErr w:type="spellStart"/>
       <w:r>
         <w:rPr>
           <w:rFonts w:cstheme="minorHAnsi"/>
         </w:rPr>
-        <w:t>message</w:t>
+        <w:t>not</w:t>
       </w:r>
       <w:proofErr w:type="spellEnd"/>
       <w:r>
         <w:rPr>
           <w:rFonts w:cstheme="minorHAnsi"/>
         </w:rPr>
-        <w:t xml:space="preserve">": "File </w:t>
+        <w:t xml:space="preserve"> </w:t>
       </w:r>
       <w:proofErr w:type="spellStart"/>
       <w:r>
         <w:rPr>
           <w:rFonts w:cstheme="minorHAnsi"/>
         </w:rPr>
-        <w:t>with</w:t>
+        <w:t>exist</w:t>
       </w:r>
       <w:proofErr w:type="spellEnd"/>
       <w:r>
         <w:rPr>
           <w:rFonts w:cstheme="minorHAnsi"/>
         </w:rPr>
-        <w:t xml:space="preserve"> </w:t>
-      </w:r>
-      <w:proofErr w:type="spellStart"/>
-      <w:r>
-        <w:rPr>
-          <w:rFonts w:cstheme="minorHAnsi"/>
-        </w:rPr>
-        <w:t>such</w:t>
-      </w:r>
-      <w:proofErr w:type="spellEnd"/>
-      <w:r>
-        <w:rPr>
-          <w:rFonts w:cstheme="minorHAnsi"/>
-        </w:rPr>
-        <w:t xml:space="preserve"> </w:t>
-      </w:r>
-      <w:proofErr w:type="spellStart"/>
-      <w:r>
-        <w:rPr>
-          <w:rFonts w:cstheme="minorHAnsi"/>
-        </w:rPr>
-        <w:t>name</w:t>
-      </w:r>
-      <w:proofErr w:type="spellEnd"/>
-      <w:r>
-        <w:rPr>
-          <w:rFonts w:cstheme="minorHAnsi"/>
-        </w:rPr>
-        <w:t xml:space="preserve"> does </w:t>
-      </w:r>
-      <w:proofErr w:type="spellStart"/>
-      <w:r>
-        <w:rPr>
-          <w:rFonts w:cstheme="minorHAnsi"/>
-        </w:rPr>
-        <w:t>not</w:t>
-      </w:r>
-      <w:proofErr w:type="spellEnd"/>
-      <w:r>
-        <w:rPr>
-          <w:rFonts w:cstheme="minorHAnsi"/>
-        </w:rPr>
-        <w:t xml:space="preserve"> </w:t>
-      </w:r>
-      <w:proofErr w:type="spellStart"/>
-      <w:r>
-        <w:rPr>
-          <w:rFonts w:cstheme="minorHAnsi"/>
-        </w:rPr>
-        <w:t>exist</w:t>
-      </w:r>
-      <w:proofErr w:type="spellEnd"/>
-      <w:r>
-        <w:rPr>
-          <w:rFonts w:cstheme="minorHAnsi"/>
-        </w:rPr>
-        <w:t>.",</w:t>
+        <w:t>."</w:t>
+      </w:r>
+      <w:r>
+        <w:rPr>
+          <w:rFonts w:cstheme="minorHAnsi"/>
+        </w:rPr>
+        <w:t>,</w:t>
       </w:r>
     </w:p>
     <w:p>
@@ -2124,6 +1803,7 @@
           </w:tcPr>
           <w:p>
             <w:pPr>
+              <w:spacing w:after="0"/>
               <w:rPr>
                 <w:rFonts w:cstheme="minorHAnsi"/>
                 <w:b/>
@@ -2150,6 +1830,7 @@
           </w:tcPr>
           <w:p>
             <w:pPr>
+              <w:spacing w:after="0"/>
               <w:rPr>
                 <w:rFonts w:cstheme="minorHAnsi"/>
                 <w:b/>
@@ -2190,7 +1871,7 @@
                 <w:szCs w:val="24"/>
                 <w:lang w:eastAsia="pt-BR"/>
               </w:rPr>
-              <w:t xml:space="preserve"> </w:t>
+              <w:t xml:space="preserve">- </w:t>
             </w:r>
             <w:r>
               <w:rPr>
@@ -2201,8 +1882,9 @@
                 <w:szCs w:val="24"/>
                 <w:lang w:eastAsia="pt-BR"/>
               </w:rPr>
-              <w:t xml:space="preserve">- </w:t>
-            </w:r>
+              <w:t>FA–</w:t>
+            </w:r>
+            <w:proofErr w:type="spellStart"/>
             <w:r>
               <w:rPr>
                 <w:rFonts w:eastAsia="Times New Roman" w:cstheme="minorHAnsi"/>
@@ -2212,7 +1894,7 @@
                 <w:szCs w:val="24"/>
                 <w:lang w:eastAsia="pt-BR"/>
               </w:rPr>
-              <w:t>FA</w:t>
+              <w:t>Consultar</w:t>
             </w:r>
             <w:r>
               <w:rPr>
@@ -2223,7 +1905,7 @@
                 <w:szCs w:val="24"/>
                 <w:lang w:eastAsia="pt-BR"/>
               </w:rPr>
-              <w:t xml:space="preserve"> </w:t>
+              <w:t>_</w:t>
             </w:r>
             <w:r>
               <w:rPr>
@@ -2234,7 +1916,7 @@
                 <w:szCs w:val="24"/>
                 <w:lang w:eastAsia="pt-BR"/>
               </w:rPr>
-              <w:t>–</w:t>
+              <w:t>CEP</w:t>
             </w:r>
             <w:r>
               <w:rPr>
@@ -2245,9 +1927,8 @@
                 <w:szCs w:val="24"/>
                 <w:lang w:eastAsia="pt-BR"/>
               </w:rPr>
-              <w:t xml:space="preserve"> </w:t>
-            </w:r>
-            <w:proofErr w:type="spellStart"/>
+              <w:t>_Va</w:t>
+            </w:r>
             <w:r>
               <w:rPr>
                 <w:rFonts w:eastAsia="Times New Roman" w:cstheme="minorHAnsi"/>
@@ -2257,7 +1938,7 @@
                 <w:szCs w:val="24"/>
                 <w:lang w:eastAsia="pt-BR"/>
               </w:rPr>
-              <w:t>Consultar</w:t>
+              <w:t>lido</w:t>
             </w:r>
             <w:r>
               <w:rPr>
@@ -2268,64 +1949,7 @@
                 <w:szCs w:val="24"/>
                 <w:lang w:eastAsia="pt-BR"/>
               </w:rPr>
-              <w:t>_</w:t>
-            </w:r>
-            <w:r>
-              <w:rPr>
-                <w:rFonts w:eastAsia="Times New Roman" w:cstheme="minorHAnsi"/>
-                <w:b/>
-                <w:bCs/>
-                <w:sz w:val="24"/>
-                <w:szCs w:val="24"/>
-                <w:lang w:eastAsia="pt-BR"/>
-              </w:rPr>
-              <w:t>CEP</w:t>
-            </w:r>
-            <w:r>
-              <w:rPr>
-                <w:rFonts w:eastAsia="Times New Roman" w:cstheme="minorHAnsi"/>
-                <w:b/>
-                <w:bCs/>
-                <w:sz w:val="24"/>
-                <w:szCs w:val="24"/>
-                <w:lang w:eastAsia="pt-BR"/>
-              </w:rPr>
-              <w:t>_Va</w:t>
-            </w:r>
-            <w:r>
-              <w:rPr>
-                <w:rFonts w:eastAsia="Times New Roman" w:cstheme="minorHAnsi"/>
-                <w:b/>
-                <w:bCs/>
-                <w:sz w:val="24"/>
-                <w:szCs w:val="24"/>
-                <w:lang w:eastAsia="pt-BR"/>
-              </w:rPr>
-              <w:t>lido</w:t>
-            </w:r>
-            <w:proofErr w:type="gramStart"/>
-            <w:r>
-              <w:rPr>
-                <w:rFonts w:eastAsia="Times New Roman" w:cstheme="minorHAnsi"/>
-                <w:b/>
-                <w:bCs/>
-                <w:sz w:val="24"/>
-                <w:szCs w:val="24"/>
-                <w:lang w:eastAsia="pt-BR"/>
-              </w:rPr>
-              <w:t>_Sem</w:t>
-            </w:r>
-            <w:proofErr w:type="gramEnd"/>
-            <w:r>
-              <w:rPr>
-                <w:rFonts w:eastAsia="Times New Roman" w:cstheme="minorHAnsi"/>
-                <w:b/>
-                <w:bCs/>
-                <w:sz w:val="24"/>
-                <w:szCs w:val="24"/>
-                <w:lang w:eastAsia="pt-BR"/>
-              </w:rPr>
-              <w:t>_Hifen</w:t>
+              <w:t>_Sem_Hifen</w:t>
             </w:r>
             <w:bookmarkEnd w:id="2"/>
             <w:proofErr w:type="spellEnd"/>
@@ -2344,6 +1968,7 @@
           </w:tcPr>
           <w:p>
             <w:pPr>
+              <w:spacing w:after="0"/>
               <w:rPr>
                 <w:rFonts w:cstheme="minorHAnsi"/>
                 <w:sz w:val="24"/>
@@ -2366,6 +1991,7 @@
           </w:tcPr>
           <w:p>
             <w:pPr>
+              <w:spacing w:after="0"/>
               <w:rPr>
                 <w:rFonts w:cstheme="minorHAnsi"/>
                 <w:sz w:val="24"/>
@@ -2393,6 +2019,7 @@
           </w:tcPr>
           <w:p>
             <w:pPr>
+              <w:spacing w:after="0"/>
               <w:rPr>
                 <w:rFonts w:cstheme="minorHAnsi"/>
                 <w:sz w:val="24"/>
@@ -2415,6 +2042,7 @@
           </w:tcPr>
           <w:p>
             <w:pPr>
+              <w:spacing w:after="0"/>
               <w:rPr>
                 <w:rFonts w:cstheme="minorHAnsi"/>
                 <w:sz w:val="24"/>
@@ -2442,6 +2070,7 @@
           </w:tcPr>
           <w:p>
             <w:pPr>
+              <w:spacing w:after="0"/>
               <w:rPr>
                 <w:rFonts w:cstheme="minorHAnsi"/>
                 <w:sz w:val="24"/>
@@ -2464,6 +2093,7 @@
           </w:tcPr>
           <w:p>
             <w:pPr>
+              <w:spacing w:after="0"/>
               <w:rPr>
                 <w:rFonts w:cstheme="minorHAnsi"/>
                 <w:sz w:val="24"/>
@@ -2491,6 +2121,7 @@
           </w:tcPr>
           <w:p>
             <w:pPr>
+              <w:spacing w:after="0"/>
               <w:rPr>
                 <w:rFonts w:cstheme="minorHAnsi"/>
                 <w:sz w:val="24"/>
@@ -2515,6 +2146,7 @@
           </w:tcPr>
           <w:p>
             <w:pPr>
+              <w:spacing w:after="0"/>
               <w:rPr>
                 <w:rFonts w:cstheme="minorHAnsi"/>
                 <w:sz w:val="24"/>
@@ -2558,6 +2190,7 @@
           </w:tcPr>
           <w:p>
             <w:pPr>
+              <w:spacing w:after="0"/>
               <w:rPr>
                 <w:rFonts w:cstheme="minorHAnsi"/>
                 <w:sz w:val="24"/>
@@ -2580,6 +2213,7 @@
           </w:tcPr>
           <w:p>
             <w:pPr>
+              <w:spacing w:after="0"/>
               <w:rPr>
                 <w:rFonts w:cstheme="minorHAnsi"/>
                 <w:sz w:val="24"/>
@@ -2607,6 +2241,7 @@
           </w:tcPr>
           <w:p>
             <w:pPr>
+              <w:spacing w:after="0"/>
               <w:rPr>
                 <w:rFonts w:cstheme="minorHAnsi"/>
                 <w:sz w:val="24"/>
@@ -2629,6 +2264,7 @@
           </w:tcPr>
           <w:p>
             <w:pPr>
+              <w:spacing w:after="0"/>
               <w:rPr>
                 <w:rFonts w:cstheme="minorHAnsi"/>
                 <w:sz w:val="24"/>
@@ -2662,6 +2298,7 @@
           </w:tcPr>
           <w:p>
             <w:pPr>
+              <w:spacing w:after="0"/>
               <w:rPr>
                 <w:rFonts w:cstheme="minorHAnsi"/>
                 <w:sz w:val="24"/>
@@ -2684,6 +2321,7 @@
           </w:tcPr>
           <w:p>
             <w:pPr>
+              <w:spacing w:after="0"/>
               <w:rPr>
                 <w:rFonts w:cstheme="minorHAnsi"/>
                 <w:sz w:val="24"/>
@@ -2700,222 +2338,6 @@
         </w:tc>
       </w:tr>
     </w:tbl>
-    <w:p>
-      <w:pPr>
-        <w:pStyle w:val="Ttulo3"/>
-        <w:rPr>
-          <w:rFonts w:asciiTheme="minorHAnsi" w:hAnsiTheme="minorHAnsi" w:cstheme="minorHAnsi"/>
-        </w:rPr>
-      </w:pPr>
-      <w:r>
-        <w:rPr>
-          <w:rFonts w:asciiTheme="minorHAnsi" w:hAnsiTheme="minorHAnsi" w:cstheme="minorHAnsi"/>
-        </w:rPr>
-        <w:t>Resultado Esperado</w:t>
-      </w:r>
-      <w:r>
-        <w:rPr>
-          <w:rFonts w:asciiTheme="minorHAnsi" w:hAnsiTheme="minorHAnsi" w:cstheme="minorHAnsi"/>
-        </w:rPr>
-        <w:t xml:space="preserve"> - </w:t>
-      </w:r>
-      <w:r>
-        <w:rPr>
-          <w:rFonts w:asciiTheme="minorHAnsi" w:hAnsiTheme="minorHAnsi" w:cstheme="minorHAnsi"/>
-        </w:rPr>
-        <w:t>(JSON)</w:t>
-      </w:r>
-    </w:p>
-    <w:p>
-      <w:pPr>
-        <w:spacing w:after="0"/>
-        <w:rPr>
-          <w:rFonts w:cstheme="minorHAnsi"/>
-        </w:rPr>
-      </w:pPr>
-      <w:proofErr w:type="gramStart"/>
-      <w:r>
-        <w:rPr>
-          <w:rFonts w:cstheme="minorHAnsi"/>
-        </w:rPr>
-        <w:t xml:space="preserve">{  </w:t>
-      </w:r>
-      <w:proofErr w:type="gramEnd"/>
-      <w:r>
-        <w:rPr>
-          <w:rFonts w:cstheme="minorHAnsi"/>
-        </w:rPr>
-        <w:t xml:space="preserve">  "</w:t>
-      </w:r>
-      <w:proofErr w:type="spellStart"/>
-      <w:r>
-        <w:rPr>
-          <w:rFonts w:cstheme="minorHAnsi"/>
-        </w:rPr>
-        <w:t>code</w:t>
-      </w:r>
-      <w:proofErr w:type="spellEnd"/>
-      <w:r>
-        <w:rPr>
-          <w:rFonts w:cstheme="minorHAnsi"/>
-        </w:rPr>
-        <w:t>": "</w:t>
-      </w:r>
-      <w:proofErr w:type="spellStart"/>
-      <w:r>
-        <w:rPr>
-          <w:rFonts w:cstheme="minorHAnsi"/>
-        </w:rPr>
-        <w:t>not_found</w:t>
-      </w:r>
-      <w:proofErr w:type="spellEnd"/>
-      <w:r>
-        <w:rPr>
-          <w:rFonts w:cstheme="minorHAnsi"/>
-        </w:rPr>
-        <w:t>",</w:t>
-      </w:r>
-    </w:p>
-    <w:p>
-      <w:pPr>
-        <w:spacing w:after="0"/>
-        <w:rPr>
-          <w:rFonts w:cstheme="minorHAnsi"/>
-        </w:rPr>
-      </w:pPr>
-      <w:r>
-        <w:rPr>
-          <w:rFonts w:cstheme="minorHAnsi"/>
-        </w:rPr>
-        <w:t xml:space="preserve">    "</w:t>
-      </w:r>
-      <w:proofErr w:type="spellStart"/>
-      <w:r>
-        <w:rPr>
-          <w:rFonts w:cstheme="minorHAnsi"/>
-        </w:rPr>
-        <w:t>message</w:t>
-      </w:r>
-      <w:proofErr w:type="spellEnd"/>
-      <w:r>
-        <w:rPr>
-          <w:rFonts w:cstheme="minorHAnsi"/>
-        </w:rPr>
-        <w:t xml:space="preserve">": "File </w:t>
-      </w:r>
-      <w:proofErr w:type="spellStart"/>
-      <w:r>
-        <w:rPr>
-          <w:rFonts w:cstheme="minorHAnsi"/>
-        </w:rPr>
-        <w:t>with</w:t>
-      </w:r>
-      <w:proofErr w:type="spellEnd"/>
-      <w:r>
-        <w:rPr>
-          <w:rFonts w:cstheme="minorHAnsi"/>
-        </w:rPr>
-        <w:t xml:space="preserve"> </w:t>
-      </w:r>
-      <w:proofErr w:type="spellStart"/>
-      <w:r>
-        <w:rPr>
-          <w:rFonts w:cstheme="minorHAnsi"/>
-        </w:rPr>
-        <w:t>such</w:t>
-      </w:r>
-      <w:proofErr w:type="spellEnd"/>
-      <w:r>
-        <w:rPr>
-          <w:rFonts w:cstheme="minorHAnsi"/>
-        </w:rPr>
-        <w:t xml:space="preserve"> </w:t>
-      </w:r>
-      <w:proofErr w:type="spellStart"/>
-      <w:r>
-        <w:rPr>
-          <w:rFonts w:cstheme="minorHAnsi"/>
-        </w:rPr>
-        <w:t>name</w:t>
-      </w:r>
-      <w:proofErr w:type="spellEnd"/>
-      <w:r>
-        <w:rPr>
-          <w:rFonts w:cstheme="minorHAnsi"/>
-        </w:rPr>
-        <w:t xml:space="preserve"> does </w:t>
-      </w:r>
-      <w:proofErr w:type="spellStart"/>
-      <w:r>
-        <w:rPr>
-          <w:rFonts w:cstheme="minorHAnsi"/>
-        </w:rPr>
-        <w:t>not</w:t>
-      </w:r>
-      <w:proofErr w:type="spellEnd"/>
-      <w:r>
-        <w:rPr>
-          <w:rFonts w:cstheme="minorHAnsi"/>
-        </w:rPr>
-        <w:t xml:space="preserve"> </w:t>
-      </w:r>
-      <w:proofErr w:type="spellStart"/>
-      <w:r>
-        <w:rPr>
-          <w:rFonts w:cstheme="minorHAnsi"/>
-        </w:rPr>
-        <w:t>exist</w:t>
-      </w:r>
-      <w:proofErr w:type="spellEnd"/>
-      <w:r>
-        <w:rPr>
-          <w:rFonts w:cstheme="minorHAnsi"/>
-        </w:rPr>
-        <w:t>.",</w:t>
-      </w:r>
-    </w:p>
-    <w:p>
-      <w:pPr>
-        <w:spacing w:after="0"/>
-        <w:rPr>
-          <w:rFonts w:cstheme="minorHAnsi"/>
-        </w:rPr>
-      </w:pPr>
-      <w:r>
-        <w:rPr>
-          <w:rFonts w:cstheme="minorHAnsi"/>
-        </w:rPr>
-        <w:t xml:space="preserve">    "status": 404</w:t>
-      </w:r>
-    </w:p>
-    <w:p>
-      <w:pPr>
-        <w:spacing w:after="0"/>
-        <w:rPr>
-          <w:rFonts w:cstheme="minorHAnsi"/>
-        </w:rPr>
-      </w:pPr>
-      <w:r>
-        <w:rPr>
-          <w:rFonts w:cstheme="minorHAnsi"/>
-        </w:rPr>
-        <w:t>}</w:t>
-      </w:r>
-      <w:r>
-        <w:rPr>
-          <w:rFonts w:cstheme="minorHAnsi"/>
-        </w:rPr>
-        <w:t xml:space="preserve"> </w:t>
-      </w:r>
-      <w:r>
-        <w:rPr>
-          <w:rFonts w:cstheme="minorHAnsi"/>
-        </w:rPr>
-        <w:pict w14:anchorId="0356469F">
-          <v:rect id="_x0000_i1025" style="width:0;height:1.5pt" o:hralign="center" o:hrstd="t" o:hr="t" fillcolor="#a0a0a0" stroked="f"/>
-        </w:pict>
-      </w:r>
-    </w:p>
     <w:p>
       <w:pPr>
         <w:spacing w:before="100" w:beforeAutospacing="1" w:after="100" w:afterAutospacing="1" w:line="240" w:lineRule="auto"/>
@@ -2971,7 +2393,11 @@
           <w:lang w:eastAsia="pt-BR"/>
         </w:rPr>
       </w:pPr>
-      <w:r>
+    </w:p>
+    <w:p>
+      <w:pPr>
+        <w:spacing w:before="100" w:beforeAutospacing="1" w:after="100" w:afterAutospacing="1" w:line="240" w:lineRule="auto"/>
+        <w:outlineLvl w:val="1"/>
         <w:rPr>
           <w:rFonts w:eastAsia="Times New Roman" w:cstheme="minorHAnsi"/>
           <w:b/>
@@ -2980,10 +2406,12 @@
           <w:szCs w:val="30"/>
           <w:lang w:eastAsia="pt-BR"/>
         </w:rPr>
-        <w:lastRenderedPageBreak/>
-        <w:t xml:space="preserve">Cenário </w:t>
-      </w:r>
-      <w:r>
+      </w:pPr>
+    </w:p>
+    <w:p>
+      <w:pPr>
+        <w:spacing w:before="100" w:beforeAutospacing="1" w:after="100" w:afterAutospacing="1" w:line="240" w:lineRule="auto"/>
+        <w:outlineLvl w:val="1"/>
         <w:rPr>
           <w:rFonts w:eastAsia="Times New Roman" w:cstheme="minorHAnsi"/>
           <w:b/>
@@ -2992,9 +2420,12 @@
           <w:szCs w:val="30"/>
           <w:lang w:eastAsia="pt-BR"/>
         </w:rPr>
-        <w:t>3</w:t>
-      </w:r>
-      <w:r>
+      </w:pPr>
+    </w:p>
+    <w:p>
+      <w:pPr>
+        <w:spacing w:before="100" w:beforeAutospacing="1" w:after="100" w:afterAutospacing="1" w:line="240" w:lineRule="auto"/>
+        <w:outlineLvl w:val="1"/>
         <w:rPr>
           <w:rFonts w:eastAsia="Times New Roman" w:cstheme="minorHAnsi"/>
           <w:b/>
@@ -3003,9 +2434,12 @@
           <w:szCs w:val="30"/>
           <w:lang w:eastAsia="pt-BR"/>
         </w:rPr>
-        <w:t xml:space="preserve"> – Fluxo </w:t>
-      </w:r>
-      <w:r>
+      </w:pPr>
+    </w:p>
+    <w:p>
+      <w:pPr>
+        <w:spacing w:before="100" w:beforeAutospacing="1" w:after="100" w:afterAutospacing="1" w:line="240" w:lineRule="auto"/>
+        <w:outlineLvl w:val="1"/>
         <w:rPr>
           <w:rFonts w:eastAsia="Times New Roman" w:cstheme="minorHAnsi"/>
           <w:b/>
@@ -3014,9 +2448,12 @@
           <w:szCs w:val="30"/>
           <w:lang w:eastAsia="pt-BR"/>
         </w:rPr>
-        <w:t>de Exceção</w:t>
-      </w:r>
-      <w:r>
+      </w:pPr>
+    </w:p>
+    <w:p>
+      <w:pPr>
+        <w:spacing w:before="100" w:beforeAutospacing="1" w:after="100" w:afterAutospacing="1" w:line="240" w:lineRule="auto"/>
+        <w:outlineLvl w:val="1"/>
         <w:rPr>
           <w:rFonts w:eastAsia="Times New Roman" w:cstheme="minorHAnsi"/>
           <w:b/>
@@ -3025,9 +2462,12 @@
           <w:szCs w:val="30"/>
           <w:lang w:eastAsia="pt-BR"/>
         </w:rPr>
-        <w:t xml:space="preserve"> </w:t>
-      </w:r>
-      <w:r>
+      </w:pPr>
+    </w:p>
+    <w:p>
+      <w:pPr>
+        <w:spacing w:before="100" w:beforeAutospacing="1" w:after="100" w:afterAutospacing="1" w:line="240" w:lineRule="auto"/>
+        <w:outlineLvl w:val="1"/>
         <w:rPr>
           <w:rFonts w:eastAsia="Times New Roman" w:cstheme="minorHAnsi"/>
           <w:b/>
@@ -3036,8 +2476,7 @@
           <w:szCs w:val="30"/>
           <w:lang w:eastAsia="pt-BR"/>
         </w:rPr>
-        <w:t>–</w:t>
-      </w:r>
+      </w:pPr>
       <w:r>
         <w:rPr>
           <w:rFonts w:eastAsia="Times New Roman" w:cstheme="minorHAnsi"/>
@@ -3047,7 +2486,8 @@
           <w:szCs w:val="30"/>
           <w:lang w:eastAsia="pt-BR"/>
         </w:rPr>
-        <w:t xml:space="preserve"> </w:t>
+        <w:lastRenderedPageBreak/>
+        <w:t>Cenário 3 – Fluxo de Exceção</w:t>
       </w:r>
       <w:r>
         <w:rPr>
@@ -3058,7 +2498,7 @@
           <w:szCs w:val="30"/>
           <w:lang w:eastAsia="pt-BR"/>
         </w:rPr>
-        <w:t>Tratamento de CEP Inválido – Consultar CEP Inexistente</w:t>
+        <w:t>–Tratamento de CEP Inválido – Consultar CEP Inexistente</w:t>
       </w:r>
     </w:p>
     <w:p>
@@ -3408,6 +2848,24 @@
           <w:szCs w:val="22"/>
         </w:rPr>
         <w:t>}</w:t>
+      </w:r>
+    </w:p>
+    <w:p>
+      <w:pPr>
+        <w:pStyle w:val="Pr-formataoHTML"/>
+        <w:rPr>
+          <w:rFonts w:asciiTheme="minorHAnsi" w:hAnsiTheme="minorHAnsi" w:cstheme="minorHAnsi"/>
+          <w:sz w:val="22"/>
+          <w:szCs w:val="22"/>
+        </w:rPr>
+      </w:pPr>
+      <w:r>
+        <w:rPr>
+          <w:rFonts w:asciiTheme="minorHAnsi" w:hAnsiTheme="minorHAnsi" w:cstheme="minorHAnsi"/>
+          <w:sz w:val="22"/>
+          <w:szCs w:val="22"/>
+        </w:rPr>
+        <w:t xml:space="preserve"> </w:t>
       </w:r>
     </w:p>
     <w:p>
@@ -3453,6 +2911,7 @@
           </w:tcPr>
           <w:p>
             <w:pPr>
+              <w:spacing w:after="0"/>
               <w:rPr>
                 <w:rFonts w:cstheme="minorHAnsi"/>
                 <w:b/>
@@ -3479,6 +2938,7 @@
           </w:tcPr>
           <w:p>
             <w:pPr>
+              <w:spacing w:after="0"/>
               <w:rPr>
                 <w:rFonts w:cstheme="minorHAnsi"/>
                 <w:b/>
@@ -3518,7 +2978,7 @@
                 <w:szCs w:val="24"/>
                 <w:lang w:eastAsia="pt-BR"/>
               </w:rPr>
-              <w:t xml:space="preserve"> </w:t>
+              <w:t>–</w:t>
             </w:r>
             <w:r>
               <w:rPr>
@@ -3529,7 +2989,7 @@
                 <w:szCs w:val="24"/>
                 <w:lang w:eastAsia="pt-BR"/>
               </w:rPr>
-              <w:t>–</w:t>
+              <w:t>FE</w:t>
             </w:r>
             <w:r>
               <w:rPr>
@@ -3540,7 +3000,7 @@
                 <w:szCs w:val="24"/>
                 <w:lang w:eastAsia="pt-BR"/>
               </w:rPr>
-              <w:t xml:space="preserve"> </w:t>
+              <w:t>1</w:t>
             </w:r>
             <w:r>
               <w:rPr>
@@ -3551,8 +3011,9 @@
                 <w:szCs w:val="24"/>
                 <w:lang w:eastAsia="pt-BR"/>
               </w:rPr>
-              <w:t>F</w:t>
-            </w:r>
+              <w:t>–</w:t>
+            </w:r>
+            <w:proofErr w:type="spellStart"/>
             <w:r>
               <w:rPr>
                 <w:rFonts w:eastAsia="Times New Roman" w:cstheme="minorHAnsi"/>
@@ -3562,7 +3023,7 @@
                 <w:szCs w:val="24"/>
                 <w:lang w:eastAsia="pt-BR"/>
               </w:rPr>
-              <w:t>E</w:t>
+              <w:t>Consultar</w:t>
             </w:r>
             <w:r>
               <w:rPr>
@@ -3573,7 +3034,7 @@
                 <w:szCs w:val="24"/>
                 <w:lang w:eastAsia="pt-BR"/>
               </w:rPr>
-              <w:t>1</w:t>
+              <w:t>_</w:t>
             </w:r>
             <w:r>
               <w:rPr>
@@ -3584,8 +3045,9 @@
                 <w:szCs w:val="24"/>
                 <w:lang w:eastAsia="pt-BR"/>
               </w:rPr>
-              <w:t xml:space="preserve"> </w:t>
-            </w:r>
+              <w:t>CEP</w:t>
+            </w:r>
+            <w:proofErr w:type="gramStart"/>
             <w:r>
               <w:rPr>
                 <w:rFonts w:eastAsia="Times New Roman" w:cstheme="minorHAnsi"/>
@@ -3595,75 +3057,7 @@
                 <w:szCs w:val="24"/>
                 <w:lang w:eastAsia="pt-BR"/>
               </w:rPr>
-              <w:t>–</w:t>
-            </w:r>
-            <w:r>
-              <w:rPr>
-                <w:rFonts w:eastAsia="Times New Roman" w:cstheme="minorHAnsi"/>
-                <w:b/>
-                <w:bCs/>
-                <w:sz w:val="24"/>
-                <w:szCs w:val="24"/>
-                <w:lang w:eastAsia="pt-BR"/>
-              </w:rPr>
-              <w:t xml:space="preserve"> </w:t>
-            </w:r>
-            <w:proofErr w:type="spellStart"/>
-            <w:r>
-              <w:rPr>
-                <w:rFonts w:eastAsia="Times New Roman" w:cstheme="minorHAnsi"/>
-                <w:b/>
-                <w:bCs/>
-                <w:sz w:val="24"/>
-                <w:szCs w:val="24"/>
-                <w:lang w:eastAsia="pt-BR"/>
-              </w:rPr>
-              <w:t>Consultar</w:t>
-            </w:r>
-            <w:r>
-              <w:rPr>
-                <w:rFonts w:eastAsia="Times New Roman" w:cstheme="minorHAnsi"/>
-                <w:b/>
-                <w:bCs/>
-                <w:sz w:val="24"/>
-                <w:szCs w:val="24"/>
-                <w:lang w:eastAsia="pt-BR"/>
-              </w:rPr>
-              <w:t>_</w:t>
-            </w:r>
-            <w:r>
-              <w:rPr>
-                <w:rFonts w:eastAsia="Times New Roman" w:cstheme="minorHAnsi"/>
-                <w:b/>
-                <w:bCs/>
-                <w:sz w:val="24"/>
-                <w:szCs w:val="24"/>
-                <w:lang w:eastAsia="pt-BR"/>
-              </w:rPr>
-              <w:t>CEP</w:t>
-            </w:r>
-            <w:proofErr w:type="gramStart"/>
-            <w:r>
-              <w:rPr>
-                <w:rFonts w:eastAsia="Times New Roman" w:cstheme="minorHAnsi"/>
-                <w:b/>
-                <w:bCs/>
-                <w:sz w:val="24"/>
-                <w:szCs w:val="24"/>
-                <w:lang w:eastAsia="pt-BR"/>
-              </w:rPr>
-              <w:t>_</w:t>
-            </w:r>
-            <w:r>
-              <w:rPr>
-                <w:rFonts w:eastAsia="Times New Roman" w:cstheme="minorHAnsi"/>
-                <w:b/>
-                <w:bCs/>
-                <w:sz w:val="24"/>
-                <w:szCs w:val="24"/>
-                <w:lang w:eastAsia="pt-BR"/>
-              </w:rPr>
-              <w:t>Inexistente</w:t>
+              <w:t>_Inexistente</w:t>
             </w:r>
             <w:proofErr w:type="spellEnd"/>
             <w:proofErr w:type="gramEnd"/>
@@ -3682,7 +3076,7 @@
           </w:tcPr>
           <w:p>
             <w:pPr>
-              <w:spacing w:line="240" w:lineRule="auto"/>
+              <w:spacing w:after="0" w:line="240" w:lineRule="auto"/>
               <w:rPr>
                 <w:rFonts w:cstheme="minorHAnsi"/>
                 <w:sz w:val="24"/>
@@ -3705,7 +3099,7 @@
           </w:tcPr>
           <w:p>
             <w:pPr>
-              <w:spacing w:line="240" w:lineRule="auto"/>
+              <w:spacing w:after="0" w:line="240" w:lineRule="auto"/>
               <w:rPr>
                 <w:rFonts w:cstheme="minorHAnsi"/>
                 <w:sz w:val="24"/>
@@ -3733,7 +3127,7 @@
           </w:tcPr>
           <w:p>
             <w:pPr>
-              <w:spacing w:line="240" w:lineRule="auto"/>
+              <w:spacing w:after="0" w:line="240" w:lineRule="auto"/>
               <w:rPr>
                 <w:rFonts w:cstheme="minorHAnsi"/>
                 <w:sz w:val="24"/>
@@ -3756,7 +3150,7 @@
           </w:tcPr>
           <w:p>
             <w:pPr>
-              <w:spacing w:line="240" w:lineRule="auto"/>
+              <w:spacing w:after="0" w:line="240" w:lineRule="auto"/>
               <w:rPr>
                 <w:rFonts w:cstheme="minorHAnsi"/>
                 <w:sz w:val="24"/>
@@ -3784,7 +3178,7 @@
           </w:tcPr>
           <w:p>
             <w:pPr>
-              <w:spacing w:line="240" w:lineRule="auto"/>
+              <w:spacing w:after="0" w:line="240" w:lineRule="auto"/>
               <w:rPr>
                 <w:rFonts w:cstheme="minorHAnsi"/>
                 <w:sz w:val="24"/>
@@ -3807,7 +3201,7 @@
           </w:tcPr>
           <w:p>
             <w:pPr>
-              <w:spacing w:line="240" w:lineRule="auto"/>
+              <w:spacing w:after="0" w:line="240" w:lineRule="auto"/>
               <w:rPr>
                 <w:rFonts w:cstheme="minorHAnsi"/>
                 <w:sz w:val="24"/>
@@ -3835,7 +3229,7 @@
           </w:tcPr>
           <w:p>
             <w:pPr>
-              <w:spacing w:line="240" w:lineRule="auto"/>
+              <w:spacing w:after="0" w:line="240" w:lineRule="auto"/>
               <w:rPr>
                 <w:rFonts w:cstheme="minorHAnsi"/>
                 <w:sz w:val="24"/>
@@ -3860,7 +3254,7 @@
           </w:tcPr>
           <w:p>
             <w:pPr>
-              <w:spacing w:line="240" w:lineRule="auto"/>
+              <w:spacing w:after="0" w:line="240" w:lineRule="auto"/>
               <w:rPr>
                 <w:rFonts w:cstheme="minorHAnsi"/>
                 <w:sz w:val="24"/>
@@ -3889,7 +3283,7 @@
           </w:tcPr>
           <w:p>
             <w:pPr>
-              <w:spacing w:line="240" w:lineRule="auto"/>
+              <w:spacing w:after="0" w:line="240" w:lineRule="auto"/>
               <w:rPr>
                 <w:rFonts w:cstheme="minorHAnsi"/>
                 <w:sz w:val="24"/>
@@ -3912,7 +3306,7 @@
           </w:tcPr>
           <w:p>
             <w:pPr>
-              <w:spacing w:line="240" w:lineRule="auto"/>
+              <w:spacing w:after="0" w:line="240" w:lineRule="auto"/>
               <w:rPr>
                 <w:rFonts w:cstheme="minorHAnsi"/>
                 <w:sz w:val="24"/>
@@ -3940,7 +3334,7 @@
           </w:tcPr>
           <w:p>
             <w:pPr>
-              <w:spacing w:line="240" w:lineRule="auto"/>
+              <w:spacing w:after="0" w:line="240" w:lineRule="auto"/>
               <w:rPr>
                 <w:rFonts w:cstheme="minorHAnsi"/>
                 <w:sz w:val="24"/>
@@ -3963,7 +3357,7 @@
           </w:tcPr>
           <w:p>
             <w:pPr>
-              <w:spacing w:line="240" w:lineRule="auto"/>
+              <w:spacing w:after="0" w:line="240" w:lineRule="auto"/>
               <w:rPr>
                 <w:rFonts w:cstheme="minorHAnsi"/>
                 <w:sz w:val="24"/>
@@ -3991,7 +3385,7 @@
           </w:tcPr>
           <w:p>
             <w:pPr>
-              <w:spacing w:line="240" w:lineRule="auto"/>
+              <w:spacing w:after="0" w:line="240" w:lineRule="auto"/>
               <w:rPr>
                 <w:rFonts w:cstheme="minorHAnsi"/>
                 <w:sz w:val="24"/>
@@ -4014,7 +3408,7 @@
           </w:tcPr>
           <w:p>
             <w:pPr>
-              <w:spacing w:line="240" w:lineRule="auto"/>
+              <w:spacing w:after="0" w:line="240" w:lineRule="auto"/>
               <w:rPr>
                 <w:rFonts w:cstheme="minorHAnsi"/>
                 <w:sz w:val="24"/>
@@ -4031,300 +3425,6 @@
         </w:tc>
       </w:tr>
     </w:tbl>
-    <w:p>
-      <w:pPr>
-        <w:pStyle w:val="Ttulo3"/>
-        <w:rPr>
-          <w:rFonts w:asciiTheme="minorHAnsi" w:hAnsiTheme="minorHAnsi" w:cstheme="minorHAnsi"/>
-        </w:rPr>
-      </w:pPr>
-      <w:r>
-        <w:rPr>
-          <w:rFonts w:asciiTheme="minorHAnsi" w:hAnsiTheme="minorHAnsi" w:cstheme="minorHAnsi"/>
-        </w:rPr>
-        <w:t>Resultado Esperado</w:t>
-      </w:r>
-      <w:r>
-        <w:rPr>
-          <w:rFonts w:asciiTheme="minorHAnsi" w:hAnsiTheme="minorHAnsi" w:cstheme="minorHAnsi"/>
-        </w:rPr>
-        <w:t xml:space="preserve"> </w:t>
-      </w:r>
-      <w:r>
-        <w:rPr>
-          <w:rFonts w:asciiTheme="minorHAnsi" w:hAnsiTheme="minorHAnsi" w:cstheme="minorHAnsi"/>
-        </w:rPr>
-        <w:t xml:space="preserve">- </w:t>
-      </w:r>
-      <w:r>
-        <w:rPr>
-          <w:rFonts w:asciiTheme="minorHAnsi" w:hAnsiTheme="minorHAnsi" w:cstheme="minorHAnsi"/>
-        </w:rPr>
-        <w:t>(JSON)</w:t>
-      </w:r>
-    </w:p>
-    <w:p>
-      <w:pPr>
-        <w:pStyle w:val="Pr-formataoHTML"/>
-        <w:rPr>
-          <w:rFonts w:asciiTheme="minorHAnsi" w:hAnsiTheme="minorHAnsi" w:cstheme="minorHAnsi"/>
-          <w:sz w:val="22"/>
-          <w:szCs w:val="22"/>
-        </w:rPr>
-      </w:pPr>
-      <w:proofErr w:type="gramStart"/>
-      <w:r>
-        <w:rPr>
-          <w:rFonts w:asciiTheme="minorHAnsi" w:hAnsiTheme="minorHAnsi" w:cstheme="minorHAnsi"/>
-          <w:sz w:val="22"/>
-          <w:szCs w:val="22"/>
-        </w:rPr>
-        <w:t xml:space="preserve">{  </w:t>
-      </w:r>
-      <w:proofErr w:type="gramEnd"/>
-      <w:r>
-        <w:rPr>
-          <w:rFonts w:asciiTheme="minorHAnsi" w:hAnsiTheme="minorHAnsi" w:cstheme="minorHAnsi"/>
-          <w:sz w:val="22"/>
-          <w:szCs w:val="22"/>
-        </w:rPr>
-        <w:t xml:space="preserve"> "</w:t>
-      </w:r>
-      <w:proofErr w:type="spellStart"/>
-      <w:r>
-        <w:rPr>
-          <w:rFonts w:asciiTheme="minorHAnsi" w:hAnsiTheme="minorHAnsi" w:cstheme="minorHAnsi"/>
-          <w:sz w:val="22"/>
-          <w:szCs w:val="22"/>
-        </w:rPr>
-        <w:t>code</w:t>
-      </w:r>
-      <w:proofErr w:type="spellEnd"/>
-      <w:r>
-        <w:rPr>
-          <w:rFonts w:asciiTheme="minorHAnsi" w:hAnsiTheme="minorHAnsi" w:cstheme="minorHAnsi"/>
-          <w:sz w:val="22"/>
-          <w:szCs w:val="22"/>
-        </w:rPr>
-        <w:t>": "</w:t>
-      </w:r>
-      <w:proofErr w:type="spellStart"/>
-      <w:r>
-        <w:rPr>
-          <w:rFonts w:asciiTheme="minorHAnsi" w:hAnsiTheme="minorHAnsi" w:cstheme="minorHAnsi"/>
-          <w:sz w:val="22"/>
-          <w:szCs w:val="22"/>
-        </w:rPr>
-        <w:t>not_found</w:t>
-      </w:r>
-      <w:proofErr w:type="spellEnd"/>
-      <w:r>
-        <w:rPr>
-          <w:rFonts w:asciiTheme="minorHAnsi" w:hAnsiTheme="minorHAnsi" w:cstheme="minorHAnsi"/>
-          <w:sz w:val="22"/>
-          <w:szCs w:val="22"/>
-        </w:rPr>
-        <w:t>",</w:t>
-      </w:r>
-    </w:p>
-    <w:p>
-      <w:pPr>
-        <w:pStyle w:val="Pr-formataoHTML"/>
-        <w:rPr>
-          <w:rFonts w:asciiTheme="minorHAnsi" w:hAnsiTheme="minorHAnsi" w:cstheme="minorHAnsi"/>
-          <w:sz w:val="22"/>
-          <w:szCs w:val="22"/>
-        </w:rPr>
-      </w:pPr>
-      <w:r>
-        <w:rPr>
-          <w:rFonts w:asciiTheme="minorHAnsi" w:hAnsiTheme="minorHAnsi" w:cstheme="minorHAnsi"/>
-          <w:sz w:val="22"/>
-          <w:szCs w:val="22"/>
-        </w:rPr>
-        <w:t xml:space="preserve">    "</w:t>
-      </w:r>
-      <w:proofErr w:type="spellStart"/>
-      <w:r>
-        <w:rPr>
-          <w:rFonts w:asciiTheme="minorHAnsi" w:hAnsiTheme="minorHAnsi" w:cstheme="minorHAnsi"/>
-          <w:sz w:val="22"/>
-          <w:szCs w:val="22"/>
-        </w:rPr>
-        <w:t>message</w:t>
-      </w:r>
-      <w:proofErr w:type="spellEnd"/>
-      <w:r>
-        <w:rPr>
-          <w:rFonts w:asciiTheme="minorHAnsi" w:hAnsiTheme="minorHAnsi" w:cstheme="minorHAnsi"/>
-          <w:sz w:val="22"/>
-          <w:szCs w:val="22"/>
-        </w:rPr>
-        <w:t xml:space="preserve">": "File </w:t>
-      </w:r>
-      <w:proofErr w:type="spellStart"/>
-      <w:r>
-        <w:rPr>
-          <w:rFonts w:asciiTheme="minorHAnsi" w:hAnsiTheme="minorHAnsi" w:cstheme="minorHAnsi"/>
-          <w:sz w:val="22"/>
-          <w:szCs w:val="22"/>
-        </w:rPr>
-        <w:t>with</w:t>
-      </w:r>
-      <w:proofErr w:type="spellEnd"/>
-      <w:r>
-        <w:rPr>
-          <w:rFonts w:asciiTheme="minorHAnsi" w:hAnsiTheme="minorHAnsi" w:cstheme="minorHAnsi"/>
-          <w:sz w:val="22"/>
-          <w:szCs w:val="22"/>
-        </w:rPr>
-        <w:t xml:space="preserve"> </w:t>
-      </w:r>
-      <w:proofErr w:type="spellStart"/>
-      <w:r>
-        <w:rPr>
-          <w:rFonts w:asciiTheme="minorHAnsi" w:hAnsiTheme="minorHAnsi" w:cstheme="minorHAnsi"/>
-          <w:sz w:val="22"/>
-          <w:szCs w:val="22"/>
-        </w:rPr>
-        <w:t>such</w:t>
-      </w:r>
-      <w:proofErr w:type="spellEnd"/>
-      <w:r>
-        <w:rPr>
-          <w:rFonts w:asciiTheme="minorHAnsi" w:hAnsiTheme="minorHAnsi" w:cstheme="minorHAnsi"/>
-          <w:sz w:val="22"/>
-          <w:szCs w:val="22"/>
-        </w:rPr>
-        <w:t xml:space="preserve"> </w:t>
-      </w:r>
-      <w:proofErr w:type="spellStart"/>
-      <w:r>
-        <w:rPr>
-          <w:rFonts w:asciiTheme="minorHAnsi" w:hAnsiTheme="minorHAnsi" w:cstheme="minorHAnsi"/>
-          <w:sz w:val="22"/>
-          <w:szCs w:val="22"/>
-        </w:rPr>
-        <w:t>name</w:t>
-      </w:r>
-      <w:proofErr w:type="spellEnd"/>
-      <w:r>
-        <w:rPr>
-          <w:rFonts w:asciiTheme="minorHAnsi" w:hAnsiTheme="minorHAnsi" w:cstheme="minorHAnsi"/>
-          <w:sz w:val="22"/>
-          <w:szCs w:val="22"/>
-        </w:rPr>
-        <w:t xml:space="preserve"> does </w:t>
-      </w:r>
-      <w:proofErr w:type="spellStart"/>
-      <w:r>
-        <w:rPr>
-          <w:rFonts w:asciiTheme="minorHAnsi" w:hAnsiTheme="minorHAnsi" w:cstheme="minorHAnsi"/>
-          <w:sz w:val="22"/>
-          <w:szCs w:val="22"/>
-        </w:rPr>
-        <w:t>not</w:t>
-      </w:r>
-      <w:proofErr w:type="spellEnd"/>
-      <w:r>
-        <w:rPr>
-          <w:rFonts w:asciiTheme="minorHAnsi" w:hAnsiTheme="minorHAnsi" w:cstheme="minorHAnsi"/>
-          <w:sz w:val="22"/>
-          <w:szCs w:val="22"/>
-        </w:rPr>
-        <w:t xml:space="preserve"> </w:t>
-      </w:r>
-      <w:proofErr w:type="spellStart"/>
-      <w:r>
-        <w:rPr>
-          <w:rFonts w:asciiTheme="minorHAnsi" w:hAnsiTheme="minorHAnsi" w:cstheme="minorHAnsi"/>
-          <w:sz w:val="22"/>
-          <w:szCs w:val="22"/>
-        </w:rPr>
-        <w:t>exist</w:t>
-      </w:r>
-      <w:proofErr w:type="spellEnd"/>
-      <w:r>
-        <w:rPr>
-          <w:rFonts w:asciiTheme="minorHAnsi" w:hAnsiTheme="minorHAnsi" w:cstheme="minorHAnsi"/>
-          <w:sz w:val="22"/>
-          <w:szCs w:val="22"/>
-        </w:rPr>
-        <w:t>.",</w:t>
-      </w:r>
-    </w:p>
-    <w:p>
-      <w:pPr>
-        <w:pStyle w:val="Pr-formataoHTML"/>
-        <w:rPr>
-          <w:rFonts w:asciiTheme="minorHAnsi" w:hAnsiTheme="minorHAnsi" w:cstheme="minorHAnsi"/>
-          <w:sz w:val="22"/>
-          <w:szCs w:val="22"/>
-        </w:rPr>
-      </w:pPr>
-      <w:r>
-        <w:rPr>
-          <w:rFonts w:asciiTheme="minorHAnsi" w:hAnsiTheme="minorHAnsi" w:cstheme="minorHAnsi"/>
-          <w:sz w:val="22"/>
-          <w:szCs w:val="22"/>
-        </w:rPr>
-        <w:t xml:space="preserve">    "status": 404</w:t>
-      </w:r>
-    </w:p>
-    <w:p>
-      <w:pPr>
-        <w:pStyle w:val="Pr-formataoHTML"/>
-        <w:rPr>
-          <w:rFonts w:asciiTheme="minorHAnsi" w:hAnsiTheme="minorHAnsi" w:cstheme="minorHAnsi"/>
-          <w:sz w:val="22"/>
-          <w:szCs w:val="22"/>
-        </w:rPr>
-      </w:pPr>
-      <w:r>
-        <w:rPr>
-          <w:rFonts w:asciiTheme="minorHAnsi" w:hAnsiTheme="minorHAnsi" w:cstheme="minorHAnsi"/>
-          <w:sz w:val="22"/>
-          <w:szCs w:val="22"/>
-        </w:rPr>
-        <w:t>}</w:t>
-      </w:r>
-    </w:p>
-    <w:p>
-      <w:pPr>
-        <w:rPr>
-          <w:rFonts w:cstheme="minorHAnsi"/>
-        </w:rPr>
-      </w:pPr>
-    </w:p>
-    <w:p>
-      <w:pPr>
-        <w:rPr>
-          <w:rFonts w:cstheme="minorHAnsi"/>
-        </w:rPr>
-      </w:pPr>
-    </w:p>
-    <w:p>
-      <w:pPr>
-        <w:rPr>
-          <w:rFonts w:cstheme="minorHAnsi"/>
-        </w:rPr>
-      </w:pPr>
-      <w:r>
-        <w:rPr>
-          <w:rFonts w:cstheme="minorHAnsi"/>
-        </w:rPr>
-        <w:pict w14:anchorId="1FDFE821">
-          <v:rect id="_x0000_i1031" style="width:0;height:1.5pt" o:hralign="center" o:bullet="t" o:hrstd="t" o:hr="t" fillcolor="#a0a0a0" stroked="f"/>
-        </w:pict>
-      </w:r>
-    </w:p>
-    <w:p>
-      <w:pPr>
-        <w:rPr>
-          <w:rFonts w:cstheme="minorHAnsi"/>
-        </w:rPr>
-      </w:pPr>
-    </w:p>
     <w:p>
       <w:pPr>
         <w:spacing w:before="100" w:beforeAutospacing="1" w:after="100" w:afterAutospacing="1" w:line="240" w:lineRule="auto"/>
@@ -4352,7 +3452,11 @@
           <w:lang w:eastAsia="pt-BR"/>
         </w:rPr>
       </w:pPr>
-      <w:r>
+    </w:p>
+    <w:p>
+      <w:pPr>
+        <w:spacing w:before="100" w:beforeAutospacing="1" w:after="100" w:afterAutospacing="1" w:line="240" w:lineRule="auto"/>
+        <w:outlineLvl w:val="1"/>
         <w:rPr>
           <w:rFonts w:eastAsia="Times New Roman" w:cstheme="minorHAnsi"/>
           <w:b/>
@@ -4361,10 +3465,12 @@
           <w:szCs w:val="30"/>
           <w:lang w:eastAsia="pt-BR"/>
         </w:rPr>
-        <w:lastRenderedPageBreak/>
-        <w:t xml:space="preserve">Cenário </w:t>
-      </w:r>
-      <w:r>
+      </w:pPr>
+    </w:p>
+    <w:p>
+      <w:pPr>
+        <w:spacing w:before="100" w:beforeAutospacing="1" w:after="100" w:afterAutospacing="1" w:line="240" w:lineRule="auto"/>
+        <w:outlineLvl w:val="1"/>
         <w:rPr>
           <w:rFonts w:eastAsia="Times New Roman" w:cstheme="minorHAnsi"/>
           <w:b/>
@@ -4373,9 +3479,12 @@
           <w:szCs w:val="30"/>
           <w:lang w:eastAsia="pt-BR"/>
         </w:rPr>
-        <w:t>4</w:t>
-      </w:r>
-      <w:r>
+      </w:pPr>
+    </w:p>
+    <w:p>
+      <w:pPr>
+        <w:spacing w:before="100" w:beforeAutospacing="1" w:after="100" w:afterAutospacing="1" w:line="240" w:lineRule="auto"/>
+        <w:outlineLvl w:val="1"/>
         <w:rPr>
           <w:rFonts w:eastAsia="Times New Roman" w:cstheme="minorHAnsi"/>
           <w:b/>
@@ -4384,9 +3493,12 @@
           <w:szCs w:val="30"/>
           <w:lang w:eastAsia="pt-BR"/>
         </w:rPr>
-        <w:t xml:space="preserve"> – Fluxo de Exceção – </w:t>
-      </w:r>
-      <w:r>
+      </w:pPr>
+    </w:p>
+    <w:p>
+      <w:pPr>
+        <w:spacing w:before="100" w:beforeAutospacing="1" w:after="100" w:afterAutospacing="1" w:line="240" w:lineRule="auto"/>
+        <w:outlineLvl w:val="1"/>
         <w:rPr>
           <w:rFonts w:eastAsia="Times New Roman" w:cstheme="minorHAnsi"/>
           <w:b/>
@@ -4395,9 +3507,12 @@
           <w:szCs w:val="30"/>
           <w:lang w:eastAsia="pt-BR"/>
         </w:rPr>
-        <w:t>Validação do Formato do CEP</w:t>
-      </w:r>
-      <w:r>
+      </w:pPr>
+    </w:p>
+    <w:p>
+      <w:pPr>
+        <w:spacing w:before="100" w:beforeAutospacing="1" w:after="100" w:afterAutospacing="1" w:line="240" w:lineRule="auto"/>
+        <w:outlineLvl w:val="1"/>
         <w:rPr>
           <w:rFonts w:eastAsia="Times New Roman" w:cstheme="minorHAnsi"/>
           <w:b/>
@@ -4406,9 +3521,12 @@
           <w:szCs w:val="30"/>
           <w:lang w:eastAsia="pt-BR"/>
         </w:rPr>
-        <w:t xml:space="preserve"> – Consultar CEP </w:t>
-      </w:r>
-      <w:r>
+      </w:pPr>
+    </w:p>
+    <w:p>
+      <w:pPr>
+        <w:spacing w:before="100" w:beforeAutospacing="1" w:after="100" w:afterAutospacing="1" w:line="240" w:lineRule="auto"/>
+        <w:outlineLvl w:val="1"/>
         <w:rPr>
           <w:rFonts w:eastAsia="Times New Roman" w:cstheme="minorHAnsi"/>
           <w:b/>
@@ -4417,13 +3535,67 @@
           <w:szCs w:val="30"/>
           <w:lang w:eastAsia="pt-BR"/>
         </w:rPr>
-        <w:t>com Letras</w:t>
+      </w:pPr>
+    </w:p>
+    <w:p>
+      <w:pPr>
+        <w:spacing w:before="100" w:beforeAutospacing="1" w:after="100" w:afterAutospacing="1" w:line="240" w:lineRule="auto"/>
+        <w:outlineLvl w:val="1"/>
+        <w:rPr>
+          <w:rFonts w:eastAsia="Times New Roman" w:cstheme="minorHAnsi"/>
+          <w:b/>
+          <w:bCs/>
+          <w:sz w:val="30"/>
+          <w:szCs w:val="30"/>
+          <w:lang w:eastAsia="pt-BR"/>
+        </w:rPr>
+      </w:pPr>
+    </w:p>
+    <w:p>
+      <w:pPr>
+        <w:spacing w:before="100" w:beforeAutospacing="1" w:after="100" w:afterAutospacing="1" w:line="240" w:lineRule="auto"/>
+        <w:outlineLvl w:val="1"/>
+        <w:rPr>
+          <w:rFonts w:eastAsia="Times New Roman" w:cstheme="minorHAnsi"/>
+          <w:b/>
+          <w:bCs/>
+          <w:sz w:val="30"/>
+          <w:szCs w:val="30"/>
+          <w:lang w:eastAsia="pt-BR"/>
+        </w:rPr>
+      </w:pPr>
+    </w:p>
+    <w:p>
+      <w:pPr>
+        <w:spacing w:before="100" w:beforeAutospacing="1" w:after="100" w:afterAutospacing="1" w:line="240" w:lineRule="auto"/>
+        <w:outlineLvl w:val="1"/>
+        <w:rPr>
+          <w:rFonts w:eastAsia="Times New Roman" w:cstheme="minorHAnsi"/>
+          <w:b/>
+          <w:bCs/>
+          <w:sz w:val="30"/>
+          <w:szCs w:val="30"/>
+          <w:lang w:eastAsia="pt-BR"/>
+        </w:rPr>
+      </w:pPr>
+      <w:r>
+        <w:rPr>
+          <w:rFonts w:eastAsia="Times New Roman" w:cstheme="minorHAnsi"/>
+          <w:b/>
+          <w:bCs/>
+          <w:sz w:val="30"/>
+          <w:szCs w:val="30"/>
+          <w:lang w:eastAsia="pt-BR"/>
+        </w:rPr>
+        <w:lastRenderedPageBreak/>
+        <w:t>Cenário 4 – Fluxo de Exceção – Validação do Formato do CEP – Consultar CEP com Letras</w:t>
       </w:r>
     </w:p>
     <w:p>
       <w:pPr>
         <w:pStyle w:val="Pr-formataoHTML"/>
         <w:rPr>
+          <w:rStyle w:val="CdigoHTML"/>
           <w:rFonts w:asciiTheme="minorHAnsi" w:hAnsiTheme="minorHAnsi" w:cstheme="minorHAnsi"/>
           <w:sz w:val="22"/>
           <w:szCs w:val="22"/>
@@ -4510,6 +3682,262 @@
           <w:szCs w:val="22"/>
         </w:rPr>
         <w:t xml:space="preserve"> o sistema deve retornar erro de validação</w:t>
+      </w:r>
+    </w:p>
+    <w:p>
+      <w:pPr>
+        <w:spacing w:after="0" w:line="240" w:lineRule="auto"/>
+        <w:rPr>
+          <w:rFonts w:cstheme="minorHAnsi"/>
+        </w:rPr>
+      </w:pPr>
+      <w:r>
+        <w:rPr>
+          <w:rFonts w:cstheme="minorHAnsi"/>
+          <w:b/>
+          <w:bCs/>
+        </w:rPr>
+        <w:t>E</w:t>
+      </w:r>
+      <w:r>
+        <w:rPr>
+          <w:rFonts w:cstheme="minorHAnsi"/>
+          <w:b/>
+          <w:bCs/>
+        </w:rPr>
+        <w:t xml:space="preserve"> </w:t>
+      </w:r>
+      <w:r>
+        <w:rPr>
+          <w:rFonts w:cstheme="minorHAnsi"/>
+        </w:rPr>
+        <w:t>o body response retorna</w:t>
+      </w:r>
+    </w:p>
+    <w:p>
+      <w:pPr>
+        <w:pStyle w:val="Pr-formataoHTML"/>
+        <w:rPr>
+          <w:rFonts w:asciiTheme="minorHAnsi" w:hAnsiTheme="minorHAnsi" w:cstheme="minorHAnsi"/>
+          <w:sz w:val="22"/>
+          <w:szCs w:val="22"/>
+        </w:rPr>
+      </w:pPr>
+      <w:proofErr w:type="gramStart"/>
+      <w:r>
+        <w:rPr>
+          <w:rFonts w:asciiTheme="minorHAnsi" w:hAnsiTheme="minorHAnsi" w:cstheme="minorHAnsi"/>
+          <w:sz w:val="22"/>
+          <w:szCs w:val="22"/>
+        </w:rPr>
+        <w:t xml:space="preserve">{  </w:t>
+      </w:r>
+      <w:proofErr w:type="gramEnd"/>
+      <w:r>
+        <w:rPr>
+          <w:rFonts w:asciiTheme="minorHAnsi" w:hAnsiTheme="minorHAnsi" w:cstheme="minorHAnsi"/>
+          <w:sz w:val="22"/>
+          <w:szCs w:val="22"/>
+        </w:rPr>
+        <w:t xml:space="preserve">  "status": 429,</w:t>
+      </w:r>
+    </w:p>
+    <w:p>
+      <w:pPr>
+        <w:pStyle w:val="Pr-formataoHTML"/>
+        <w:rPr>
+          <w:rFonts w:asciiTheme="minorHAnsi" w:hAnsiTheme="minorHAnsi" w:cstheme="minorHAnsi"/>
+          <w:sz w:val="22"/>
+          <w:szCs w:val="22"/>
+        </w:rPr>
+      </w:pPr>
+      <w:r>
+        <w:rPr>
+          <w:rFonts w:asciiTheme="minorHAnsi" w:hAnsiTheme="minorHAnsi" w:cstheme="minorHAnsi"/>
+          <w:sz w:val="22"/>
+          <w:szCs w:val="22"/>
+        </w:rPr>
+        <w:t xml:space="preserve">    "ok": false,</w:t>
+      </w:r>
+    </w:p>
+    <w:p>
+      <w:pPr>
+        <w:pStyle w:val="Pr-formataoHTML"/>
+        <w:rPr>
+          <w:rFonts w:asciiTheme="minorHAnsi" w:hAnsiTheme="minorHAnsi" w:cstheme="minorHAnsi"/>
+          <w:sz w:val="22"/>
+          <w:szCs w:val="22"/>
+        </w:rPr>
+      </w:pPr>
+      <w:r>
+        <w:rPr>
+          <w:rFonts w:asciiTheme="minorHAnsi" w:hAnsiTheme="minorHAnsi" w:cstheme="minorHAnsi"/>
+          <w:sz w:val="22"/>
+          <w:szCs w:val="22"/>
+        </w:rPr>
+        <w:t xml:space="preserve">    "</w:t>
+      </w:r>
+      <w:proofErr w:type="spellStart"/>
+      <w:r>
+        <w:rPr>
+          <w:rFonts w:asciiTheme="minorHAnsi" w:hAnsiTheme="minorHAnsi" w:cstheme="minorHAnsi"/>
+          <w:sz w:val="22"/>
+          <w:szCs w:val="22"/>
+        </w:rPr>
+        <w:t>message</w:t>
+      </w:r>
+      <w:proofErr w:type="spellEnd"/>
+      <w:r>
+        <w:rPr>
+          <w:rFonts w:asciiTheme="minorHAnsi" w:hAnsiTheme="minorHAnsi" w:cstheme="minorHAnsi"/>
+          <w:sz w:val="22"/>
+          <w:szCs w:val="22"/>
+        </w:rPr>
+        <w:t>": "</w:t>
+      </w:r>
+      <w:proofErr w:type="spellStart"/>
+      <w:r>
+        <w:rPr>
+          <w:rFonts w:asciiTheme="minorHAnsi" w:hAnsiTheme="minorHAnsi" w:cstheme="minorHAnsi"/>
+          <w:sz w:val="22"/>
+          <w:szCs w:val="22"/>
+        </w:rPr>
+        <w:t>Blocked</w:t>
+      </w:r>
+      <w:proofErr w:type="spellEnd"/>
+      <w:r>
+        <w:rPr>
+          <w:rFonts w:asciiTheme="minorHAnsi" w:hAnsiTheme="minorHAnsi" w:cstheme="minorHAnsi"/>
+          <w:sz w:val="22"/>
+          <w:szCs w:val="22"/>
+        </w:rPr>
+        <w:t xml:space="preserve"> </w:t>
+      </w:r>
+      <w:proofErr w:type="spellStart"/>
+      <w:r>
+        <w:rPr>
+          <w:rFonts w:asciiTheme="minorHAnsi" w:hAnsiTheme="minorHAnsi" w:cstheme="minorHAnsi"/>
+          <w:sz w:val="22"/>
+          <w:szCs w:val="22"/>
+        </w:rPr>
+        <w:t>by</w:t>
+      </w:r>
+      <w:proofErr w:type="spellEnd"/>
+      <w:r>
+        <w:rPr>
+          <w:rFonts w:asciiTheme="minorHAnsi" w:hAnsiTheme="minorHAnsi" w:cstheme="minorHAnsi"/>
+          <w:sz w:val="22"/>
+          <w:szCs w:val="22"/>
+        </w:rPr>
+        <w:t xml:space="preserve"> </w:t>
+      </w:r>
+      <w:proofErr w:type="spellStart"/>
+      <w:r>
+        <w:rPr>
+          <w:rFonts w:asciiTheme="minorHAnsi" w:hAnsiTheme="minorHAnsi" w:cstheme="minorHAnsi"/>
+          <w:sz w:val="22"/>
+          <w:szCs w:val="22"/>
+        </w:rPr>
+        <w:t>flood</w:t>
+      </w:r>
+      <w:proofErr w:type="spellEnd"/>
+      <w:r>
+        <w:rPr>
+          <w:rFonts w:asciiTheme="minorHAnsi" w:hAnsiTheme="minorHAnsi" w:cstheme="minorHAnsi"/>
+          <w:sz w:val="22"/>
+          <w:szCs w:val="22"/>
+        </w:rPr>
+        <w:t xml:space="preserve"> </w:t>
+      </w:r>
+      <w:proofErr w:type="spellStart"/>
+      <w:r>
+        <w:rPr>
+          <w:rFonts w:asciiTheme="minorHAnsi" w:hAnsiTheme="minorHAnsi" w:cstheme="minorHAnsi"/>
+          <w:sz w:val="22"/>
+          <w:szCs w:val="22"/>
+        </w:rPr>
+        <w:t>cdn</w:t>
+      </w:r>
+      <w:proofErr w:type="spellEnd"/>
+      <w:r>
+        <w:rPr>
+          <w:rFonts w:asciiTheme="minorHAnsi" w:hAnsiTheme="minorHAnsi" w:cstheme="minorHAnsi"/>
+          <w:sz w:val="22"/>
+          <w:szCs w:val="22"/>
+        </w:rPr>
+        <w:t>",</w:t>
+      </w:r>
+    </w:p>
+    <w:p>
+      <w:pPr>
+        <w:pStyle w:val="Pr-formataoHTML"/>
+        <w:rPr>
+          <w:rFonts w:asciiTheme="minorHAnsi" w:hAnsiTheme="minorHAnsi" w:cstheme="minorHAnsi"/>
+          <w:sz w:val="22"/>
+          <w:szCs w:val="22"/>
+        </w:rPr>
+      </w:pPr>
+      <w:r>
+        <w:rPr>
+          <w:rFonts w:asciiTheme="minorHAnsi" w:hAnsiTheme="minorHAnsi" w:cstheme="minorHAnsi"/>
+          <w:sz w:val="22"/>
+          <w:szCs w:val="22"/>
+        </w:rPr>
+        <w:t xml:space="preserve">    "</w:t>
+      </w:r>
+      <w:proofErr w:type="spellStart"/>
+      <w:r>
+        <w:rPr>
+          <w:rFonts w:asciiTheme="minorHAnsi" w:hAnsiTheme="minorHAnsi" w:cstheme="minorHAnsi"/>
+          <w:sz w:val="22"/>
+          <w:szCs w:val="22"/>
+        </w:rPr>
+        <w:t>statusText</w:t>
+      </w:r>
+      <w:proofErr w:type="spellEnd"/>
+      <w:r>
+        <w:rPr>
+          <w:rFonts w:asciiTheme="minorHAnsi" w:hAnsiTheme="minorHAnsi" w:cstheme="minorHAnsi"/>
+          <w:sz w:val="22"/>
+          <w:szCs w:val="22"/>
+        </w:rPr>
+        <w:t>": "</w:t>
+      </w:r>
+      <w:proofErr w:type="spellStart"/>
+      <w:r>
+        <w:rPr>
+          <w:rFonts w:asciiTheme="minorHAnsi" w:hAnsiTheme="minorHAnsi" w:cstheme="minorHAnsi"/>
+          <w:sz w:val="22"/>
+          <w:szCs w:val="22"/>
+        </w:rPr>
+        <w:t>bad_request</w:t>
+      </w:r>
+      <w:proofErr w:type="spellEnd"/>
+      <w:r>
+        <w:rPr>
+          <w:rFonts w:asciiTheme="minorHAnsi" w:hAnsiTheme="minorHAnsi" w:cstheme="minorHAnsi"/>
+          <w:sz w:val="22"/>
+          <w:szCs w:val="22"/>
+        </w:rPr>
+        <w:t>"</w:t>
+      </w:r>
+    </w:p>
+    <w:p>
+      <w:pPr>
+        <w:pStyle w:val="Pr-formataoHTML"/>
+        <w:rPr>
+          <w:rFonts w:asciiTheme="minorHAnsi" w:hAnsiTheme="minorHAnsi" w:cstheme="minorHAnsi"/>
+          <w:sz w:val="22"/>
+          <w:szCs w:val="22"/>
+        </w:rPr>
+      </w:pPr>
+      <w:r>
+        <w:rPr>
+          <w:rFonts w:asciiTheme="minorHAnsi" w:hAnsiTheme="minorHAnsi" w:cstheme="minorHAnsi"/>
+          <w:sz w:val="22"/>
+          <w:szCs w:val="22"/>
+        </w:rPr>
+        <w:t>}</w:t>
       </w:r>
     </w:p>
     <w:p>
@@ -4555,7 +3983,7 @@
           </w:tcPr>
           <w:p>
             <w:pPr>
-              <w:spacing w:line="240" w:lineRule="auto"/>
+              <w:spacing w:after="0" w:line="240" w:lineRule="auto"/>
               <w:rPr>
                 <w:rFonts w:cstheme="minorHAnsi"/>
                 <w:b/>
@@ -4582,7 +4010,7 @@
           </w:tcPr>
           <w:p>
             <w:pPr>
-              <w:spacing w:line="240" w:lineRule="auto"/>
+              <w:spacing w:after="0" w:line="240" w:lineRule="auto"/>
               <w:rPr>
                 <w:rFonts w:cstheme="minorHAnsi"/>
                 <w:b/>
@@ -4623,7 +4051,7 @@
                 <w:szCs w:val="24"/>
                 <w:lang w:eastAsia="pt-BR"/>
               </w:rPr>
-              <w:t xml:space="preserve"> </w:t>
+              <w:t>–</w:t>
             </w:r>
             <w:r>
               <w:rPr>
@@ -4634,7 +4062,7 @@
                 <w:szCs w:val="24"/>
                 <w:lang w:eastAsia="pt-BR"/>
               </w:rPr>
-              <w:t>–</w:t>
+              <w:t>FE</w:t>
             </w:r>
             <w:r>
               <w:rPr>
@@ -4645,7 +4073,7 @@
                 <w:szCs w:val="24"/>
                 <w:lang w:eastAsia="pt-BR"/>
               </w:rPr>
-              <w:t xml:space="preserve"> </w:t>
+              <w:t>2</w:t>
             </w:r>
             <w:r>
               <w:rPr>
@@ -4656,8 +4084,9 @@
                 <w:szCs w:val="24"/>
                 <w:lang w:eastAsia="pt-BR"/>
               </w:rPr>
-              <w:t>FE</w:t>
-            </w:r>
+              <w:t>–</w:t>
+            </w:r>
+            <w:proofErr w:type="spellStart"/>
             <w:r>
               <w:rPr>
                 <w:rFonts w:eastAsia="Times New Roman" w:cstheme="minorHAnsi"/>
@@ -4667,7 +4096,7 @@
                 <w:szCs w:val="24"/>
                 <w:lang w:eastAsia="pt-BR"/>
               </w:rPr>
-              <w:t>2</w:t>
+              <w:t>Consultar</w:t>
             </w:r>
             <w:r>
               <w:rPr>
@@ -4678,7 +4107,7 @@
                 <w:szCs w:val="24"/>
                 <w:lang w:eastAsia="pt-BR"/>
               </w:rPr>
-              <w:t xml:space="preserve"> </w:t>
+              <w:t>_</w:t>
             </w:r>
             <w:r>
               <w:rPr>
@@ -4689,8 +4118,9 @@
                 <w:szCs w:val="24"/>
                 <w:lang w:eastAsia="pt-BR"/>
               </w:rPr>
-              <w:t>–</w:t>
-            </w:r>
+              <w:t>CEP</w:t>
+            </w:r>
+            <w:proofErr w:type="gramStart"/>
             <w:r>
               <w:rPr>
                 <w:rFonts w:eastAsia="Times New Roman" w:cstheme="minorHAnsi"/>
@@ -4700,64 +4130,7 @@
                 <w:szCs w:val="24"/>
                 <w:lang w:eastAsia="pt-BR"/>
               </w:rPr>
-              <w:t xml:space="preserve"> </w:t>
-            </w:r>
-            <w:proofErr w:type="spellStart"/>
-            <w:r>
-              <w:rPr>
-                <w:rFonts w:eastAsia="Times New Roman" w:cstheme="minorHAnsi"/>
-                <w:b/>
-                <w:bCs/>
-                <w:sz w:val="24"/>
-                <w:szCs w:val="24"/>
-                <w:lang w:eastAsia="pt-BR"/>
-              </w:rPr>
-              <w:t>Consultar</w:t>
-            </w:r>
-            <w:r>
-              <w:rPr>
-                <w:rFonts w:eastAsia="Times New Roman" w:cstheme="minorHAnsi"/>
-                <w:b/>
-                <w:bCs/>
-                <w:sz w:val="24"/>
-                <w:szCs w:val="24"/>
-                <w:lang w:eastAsia="pt-BR"/>
-              </w:rPr>
-              <w:t>_</w:t>
-            </w:r>
-            <w:r>
-              <w:rPr>
-                <w:rFonts w:eastAsia="Times New Roman" w:cstheme="minorHAnsi"/>
-                <w:b/>
-                <w:bCs/>
-                <w:sz w:val="24"/>
-                <w:szCs w:val="24"/>
-                <w:lang w:eastAsia="pt-BR"/>
-              </w:rPr>
-              <w:t>CEP</w:t>
-            </w:r>
-            <w:proofErr w:type="gramStart"/>
-            <w:r>
-              <w:rPr>
-                <w:rFonts w:eastAsia="Times New Roman" w:cstheme="minorHAnsi"/>
-                <w:b/>
-                <w:bCs/>
-                <w:sz w:val="24"/>
-                <w:szCs w:val="24"/>
-                <w:lang w:eastAsia="pt-BR"/>
-              </w:rPr>
-              <w:t>_</w:t>
-            </w:r>
-            <w:r>
-              <w:rPr>
-                <w:rFonts w:eastAsia="Times New Roman" w:cstheme="minorHAnsi"/>
-                <w:b/>
-                <w:bCs/>
-                <w:sz w:val="24"/>
-                <w:szCs w:val="24"/>
-                <w:lang w:eastAsia="pt-BR"/>
-              </w:rPr>
-              <w:t>Com</w:t>
+              <w:t>_Com</w:t>
             </w:r>
             <w:proofErr w:type="gramEnd"/>
             <w:r>
@@ -4788,7 +4161,7 @@
           </w:tcPr>
           <w:p>
             <w:pPr>
-              <w:spacing w:line="240" w:lineRule="auto"/>
+              <w:spacing w:after="0" w:line="240" w:lineRule="auto"/>
               <w:rPr>
                 <w:rFonts w:cstheme="minorHAnsi"/>
                 <w:sz w:val="24"/>
@@ -4811,7 +4184,7 @@
           </w:tcPr>
           <w:p>
             <w:pPr>
-              <w:spacing w:line="240" w:lineRule="auto"/>
+              <w:spacing w:after="0" w:line="240" w:lineRule="auto"/>
               <w:rPr>
                 <w:rFonts w:cstheme="minorHAnsi"/>
                 <w:sz w:val="24"/>
@@ -4839,7 +4212,7 @@
           </w:tcPr>
           <w:p>
             <w:pPr>
-              <w:spacing w:line="240" w:lineRule="auto"/>
+              <w:spacing w:after="0" w:line="240" w:lineRule="auto"/>
               <w:rPr>
                 <w:rFonts w:cstheme="minorHAnsi"/>
                 <w:sz w:val="24"/>
@@ -4862,7 +4235,7 @@
           </w:tcPr>
           <w:p>
             <w:pPr>
-              <w:spacing w:line="240" w:lineRule="auto"/>
+              <w:spacing w:after="0" w:line="240" w:lineRule="auto"/>
               <w:rPr>
                 <w:rFonts w:cstheme="minorHAnsi"/>
                 <w:sz w:val="24"/>
@@ -4890,7 +4263,7 @@
           </w:tcPr>
           <w:p>
             <w:pPr>
-              <w:spacing w:line="240" w:lineRule="auto"/>
+              <w:spacing w:after="0" w:line="240" w:lineRule="auto"/>
               <w:rPr>
                 <w:rFonts w:cstheme="minorHAnsi"/>
                 <w:sz w:val="24"/>
@@ -4913,7 +4286,7 @@
           </w:tcPr>
           <w:p>
             <w:pPr>
-              <w:spacing w:line="240" w:lineRule="auto"/>
+              <w:spacing w:after="0" w:line="240" w:lineRule="auto"/>
               <w:rPr>
                 <w:rFonts w:cstheme="minorHAnsi"/>
                 <w:sz w:val="24"/>
@@ -4941,7 +4314,7 @@
           </w:tcPr>
           <w:p>
             <w:pPr>
-              <w:spacing w:line="240" w:lineRule="auto"/>
+              <w:spacing w:after="0" w:line="240" w:lineRule="auto"/>
               <w:rPr>
                 <w:rFonts w:cstheme="minorHAnsi"/>
                 <w:sz w:val="24"/>
@@ -4966,7 +4339,7 @@
           </w:tcPr>
           <w:p>
             <w:pPr>
-              <w:spacing w:line="240" w:lineRule="auto"/>
+              <w:spacing w:after="0" w:line="240" w:lineRule="auto"/>
               <w:rPr>
                 <w:rFonts w:cstheme="minorHAnsi"/>
                 <w:sz w:val="24"/>
@@ -4995,7 +4368,7 @@
           </w:tcPr>
           <w:p>
             <w:pPr>
-              <w:spacing w:line="240" w:lineRule="auto"/>
+              <w:spacing w:after="0" w:line="240" w:lineRule="auto"/>
               <w:rPr>
                 <w:rFonts w:cstheme="minorHAnsi"/>
                 <w:sz w:val="24"/>
@@ -5018,7 +4391,7 @@
           </w:tcPr>
           <w:p>
             <w:pPr>
-              <w:spacing w:line="240" w:lineRule="auto"/>
+              <w:spacing w:after="0" w:line="240" w:lineRule="auto"/>
               <w:rPr>
                 <w:rFonts w:cstheme="minorHAnsi"/>
                 <w:sz w:val="24"/>
@@ -5046,7 +4419,7 @@
           </w:tcPr>
           <w:p>
             <w:pPr>
-              <w:spacing w:line="240" w:lineRule="auto"/>
+              <w:spacing w:after="0" w:line="240" w:lineRule="auto"/>
               <w:rPr>
                 <w:rFonts w:cstheme="minorHAnsi"/>
                 <w:sz w:val="24"/>
@@ -5069,7 +4442,7 @@
           </w:tcPr>
           <w:p>
             <w:pPr>
-              <w:spacing w:line="240" w:lineRule="auto"/>
+              <w:spacing w:after="0" w:line="240" w:lineRule="auto"/>
               <w:rPr>
                 <w:rFonts w:cstheme="minorHAnsi"/>
                 <w:sz w:val="24"/>
@@ -5097,7 +4470,7 @@
           </w:tcPr>
           <w:p>
             <w:pPr>
-              <w:spacing w:line="240" w:lineRule="auto"/>
+              <w:spacing w:after="0" w:line="240" w:lineRule="auto"/>
               <w:rPr>
                 <w:rFonts w:cstheme="minorHAnsi"/>
                 <w:sz w:val="24"/>
@@ -5120,7 +4493,7 @@
           </w:tcPr>
           <w:p>
             <w:pPr>
-              <w:spacing w:line="240" w:lineRule="auto"/>
+              <w:spacing w:after="0" w:line="240" w:lineRule="auto"/>
               <w:rPr>
                 <w:rFonts w:cstheme="minorHAnsi"/>
                 <w:sz w:val="24"/>
@@ -5139,948 +4512,11 @@
     </w:tbl>
     <w:p>
       <w:pPr>
-        <w:pStyle w:val="Ttulo3"/>
-        <w:rPr>
-          <w:rFonts w:asciiTheme="minorHAnsi" w:hAnsiTheme="minorHAnsi" w:cstheme="minorHAnsi"/>
-        </w:rPr>
-      </w:pPr>
-      <w:r>
-        <w:rPr>
-          <w:rFonts w:asciiTheme="minorHAnsi" w:hAnsiTheme="minorHAnsi" w:cstheme="minorHAnsi"/>
-        </w:rPr>
-        <w:t>Resultado Esperado</w:t>
-      </w:r>
-      <w:r>
-        <w:rPr>
-          <w:rFonts w:asciiTheme="minorHAnsi" w:hAnsiTheme="minorHAnsi" w:cstheme="minorHAnsi"/>
-        </w:rPr>
-        <w:t xml:space="preserve"> - </w:t>
-      </w:r>
-      <w:r>
-        <w:rPr>
-          <w:rFonts w:asciiTheme="minorHAnsi" w:hAnsiTheme="minorHAnsi" w:cstheme="minorHAnsi"/>
-        </w:rPr>
-        <w:t>(JSON)</w:t>
-      </w:r>
-    </w:p>
-    <w:p>
-      <w:pPr>
-        <w:pStyle w:val="Pr-formataoHTML"/>
-        <w:rPr>
-          <w:rFonts w:asciiTheme="minorHAnsi" w:hAnsiTheme="minorHAnsi" w:cstheme="minorHAnsi"/>
-          <w:sz w:val="22"/>
-          <w:szCs w:val="22"/>
-        </w:rPr>
-      </w:pPr>
-      <w:proofErr w:type="gramStart"/>
-      <w:r>
-        <w:rPr>
-          <w:rFonts w:asciiTheme="minorHAnsi" w:hAnsiTheme="minorHAnsi" w:cstheme="minorHAnsi"/>
-          <w:sz w:val="22"/>
-          <w:szCs w:val="22"/>
-        </w:rPr>
-        <w:t xml:space="preserve">{  </w:t>
-      </w:r>
-      <w:proofErr w:type="gramEnd"/>
-      <w:r>
-        <w:rPr>
-          <w:rFonts w:asciiTheme="minorHAnsi" w:hAnsiTheme="minorHAnsi" w:cstheme="minorHAnsi"/>
-          <w:sz w:val="22"/>
-          <w:szCs w:val="22"/>
-        </w:rPr>
-        <w:t xml:space="preserve">  "status": 429,</w:t>
-      </w:r>
-    </w:p>
-    <w:p>
-      <w:pPr>
-        <w:pStyle w:val="Pr-formataoHTML"/>
-        <w:rPr>
-          <w:rFonts w:asciiTheme="minorHAnsi" w:hAnsiTheme="minorHAnsi" w:cstheme="minorHAnsi"/>
-          <w:sz w:val="22"/>
-          <w:szCs w:val="22"/>
-        </w:rPr>
-      </w:pPr>
-      <w:r>
-        <w:rPr>
-          <w:rFonts w:asciiTheme="minorHAnsi" w:hAnsiTheme="minorHAnsi" w:cstheme="minorHAnsi"/>
-          <w:sz w:val="22"/>
-          <w:szCs w:val="22"/>
-        </w:rPr>
-        <w:t xml:space="preserve">    "ok": false,</w:t>
-      </w:r>
-    </w:p>
-    <w:p>
-      <w:pPr>
-        <w:pStyle w:val="Pr-formataoHTML"/>
-        <w:rPr>
-          <w:rFonts w:asciiTheme="minorHAnsi" w:hAnsiTheme="minorHAnsi" w:cstheme="minorHAnsi"/>
-          <w:sz w:val="22"/>
-          <w:szCs w:val="22"/>
-        </w:rPr>
-      </w:pPr>
-      <w:r>
-        <w:rPr>
-          <w:rFonts w:asciiTheme="minorHAnsi" w:hAnsiTheme="minorHAnsi" w:cstheme="minorHAnsi"/>
-          <w:sz w:val="22"/>
-          <w:szCs w:val="22"/>
-        </w:rPr>
-        <w:t xml:space="preserve">    "</w:t>
-      </w:r>
-      <w:proofErr w:type="spellStart"/>
-      <w:r>
-        <w:rPr>
-          <w:rFonts w:asciiTheme="minorHAnsi" w:hAnsiTheme="minorHAnsi" w:cstheme="minorHAnsi"/>
-          <w:sz w:val="22"/>
-          <w:szCs w:val="22"/>
-        </w:rPr>
-        <w:t>message</w:t>
-      </w:r>
-      <w:proofErr w:type="spellEnd"/>
-      <w:r>
-        <w:rPr>
-          <w:rFonts w:asciiTheme="minorHAnsi" w:hAnsiTheme="minorHAnsi" w:cstheme="minorHAnsi"/>
-          <w:sz w:val="22"/>
-          <w:szCs w:val="22"/>
-        </w:rPr>
-        <w:t>": "</w:t>
-      </w:r>
-      <w:proofErr w:type="spellStart"/>
-      <w:r>
-        <w:rPr>
-          <w:rFonts w:asciiTheme="minorHAnsi" w:hAnsiTheme="minorHAnsi" w:cstheme="minorHAnsi"/>
-          <w:sz w:val="22"/>
-          <w:szCs w:val="22"/>
-        </w:rPr>
-        <w:t>Blocked</w:t>
-      </w:r>
-      <w:proofErr w:type="spellEnd"/>
-      <w:r>
-        <w:rPr>
-          <w:rFonts w:asciiTheme="minorHAnsi" w:hAnsiTheme="minorHAnsi" w:cstheme="minorHAnsi"/>
-          <w:sz w:val="22"/>
-          <w:szCs w:val="22"/>
-        </w:rPr>
-        <w:t xml:space="preserve"> </w:t>
-      </w:r>
-      <w:proofErr w:type="spellStart"/>
-      <w:r>
-        <w:rPr>
-          <w:rFonts w:asciiTheme="minorHAnsi" w:hAnsiTheme="minorHAnsi" w:cstheme="minorHAnsi"/>
-          <w:sz w:val="22"/>
-          <w:szCs w:val="22"/>
-        </w:rPr>
-        <w:t>by</w:t>
-      </w:r>
-      <w:proofErr w:type="spellEnd"/>
-      <w:r>
-        <w:rPr>
-          <w:rFonts w:asciiTheme="minorHAnsi" w:hAnsiTheme="minorHAnsi" w:cstheme="minorHAnsi"/>
-          <w:sz w:val="22"/>
-          <w:szCs w:val="22"/>
-        </w:rPr>
-        <w:t xml:space="preserve"> </w:t>
-      </w:r>
-      <w:proofErr w:type="spellStart"/>
-      <w:r>
-        <w:rPr>
-          <w:rFonts w:asciiTheme="minorHAnsi" w:hAnsiTheme="minorHAnsi" w:cstheme="minorHAnsi"/>
-          <w:sz w:val="22"/>
-          <w:szCs w:val="22"/>
-        </w:rPr>
-        <w:t>flood</w:t>
-      </w:r>
-      <w:proofErr w:type="spellEnd"/>
-      <w:r>
-        <w:rPr>
-          <w:rFonts w:asciiTheme="minorHAnsi" w:hAnsiTheme="minorHAnsi" w:cstheme="minorHAnsi"/>
-          <w:sz w:val="22"/>
-          <w:szCs w:val="22"/>
-        </w:rPr>
-        <w:t xml:space="preserve"> </w:t>
-      </w:r>
-      <w:proofErr w:type="spellStart"/>
-      <w:r>
-        <w:rPr>
-          <w:rFonts w:asciiTheme="minorHAnsi" w:hAnsiTheme="minorHAnsi" w:cstheme="minorHAnsi"/>
-          <w:sz w:val="22"/>
-          <w:szCs w:val="22"/>
-        </w:rPr>
-        <w:t>cdn</w:t>
-      </w:r>
-      <w:proofErr w:type="spellEnd"/>
-      <w:r>
-        <w:rPr>
-          <w:rFonts w:asciiTheme="minorHAnsi" w:hAnsiTheme="minorHAnsi" w:cstheme="minorHAnsi"/>
-          <w:sz w:val="22"/>
-          <w:szCs w:val="22"/>
-        </w:rPr>
-        <w:t>",</w:t>
-      </w:r>
-    </w:p>
-    <w:p>
-      <w:pPr>
-        <w:pStyle w:val="Pr-formataoHTML"/>
-        <w:rPr>
-          <w:rFonts w:asciiTheme="minorHAnsi" w:hAnsiTheme="minorHAnsi" w:cstheme="minorHAnsi"/>
-          <w:sz w:val="22"/>
-          <w:szCs w:val="22"/>
-        </w:rPr>
-      </w:pPr>
-      <w:r>
-        <w:rPr>
-          <w:rFonts w:asciiTheme="minorHAnsi" w:hAnsiTheme="minorHAnsi" w:cstheme="minorHAnsi"/>
-          <w:sz w:val="22"/>
-          <w:szCs w:val="22"/>
-        </w:rPr>
-        <w:t xml:space="preserve">    "</w:t>
-      </w:r>
-      <w:proofErr w:type="spellStart"/>
-      <w:r>
-        <w:rPr>
-          <w:rFonts w:asciiTheme="minorHAnsi" w:hAnsiTheme="minorHAnsi" w:cstheme="minorHAnsi"/>
-          <w:sz w:val="22"/>
-          <w:szCs w:val="22"/>
-        </w:rPr>
-        <w:t>statusText</w:t>
-      </w:r>
-      <w:proofErr w:type="spellEnd"/>
-      <w:r>
-        <w:rPr>
-          <w:rFonts w:asciiTheme="minorHAnsi" w:hAnsiTheme="minorHAnsi" w:cstheme="minorHAnsi"/>
-          <w:sz w:val="22"/>
-          <w:szCs w:val="22"/>
-        </w:rPr>
-        <w:t>": "</w:t>
-      </w:r>
-      <w:proofErr w:type="spellStart"/>
-      <w:r>
-        <w:rPr>
-          <w:rFonts w:asciiTheme="minorHAnsi" w:hAnsiTheme="minorHAnsi" w:cstheme="minorHAnsi"/>
-          <w:sz w:val="22"/>
-          <w:szCs w:val="22"/>
-        </w:rPr>
-        <w:t>bad_request</w:t>
-      </w:r>
-      <w:proofErr w:type="spellEnd"/>
-      <w:r>
-        <w:rPr>
-          <w:rFonts w:asciiTheme="minorHAnsi" w:hAnsiTheme="minorHAnsi" w:cstheme="minorHAnsi"/>
-          <w:sz w:val="22"/>
-          <w:szCs w:val="22"/>
-        </w:rPr>
-        <w:t>"</w:t>
-      </w:r>
-    </w:p>
-    <w:p>
-      <w:pPr>
-        <w:pStyle w:val="Pr-formataoHTML"/>
-        <w:rPr>
-          <w:rFonts w:asciiTheme="minorHAnsi" w:hAnsiTheme="minorHAnsi" w:cstheme="minorHAnsi"/>
-          <w:sz w:val="22"/>
-          <w:szCs w:val="22"/>
-        </w:rPr>
-      </w:pPr>
-      <w:r>
-        <w:rPr>
-          <w:rFonts w:asciiTheme="minorHAnsi" w:hAnsiTheme="minorHAnsi" w:cstheme="minorHAnsi"/>
-          <w:sz w:val="22"/>
-          <w:szCs w:val="22"/>
-        </w:rPr>
-        <w:t>}</w:t>
-      </w:r>
-    </w:p>
-    <w:p>
-      <w:pPr>
-        <w:pStyle w:val="Ttulo1"/>
-        <w:rPr>
-          <w:rFonts w:asciiTheme="minorHAnsi" w:hAnsiTheme="minorHAnsi" w:cstheme="minorHAnsi"/>
-        </w:rPr>
-      </w:pPr>
-      <w:r>
-        <w:rPr>
-          <w:rFonts w:asciiTheme="minorHAnsi" w:hAnsiTheme="minorHAnsi" w:cstheme="minorHAnsi"/>
-        </w:rPr>
-        <w:t>Sugestão de Estrutura do Repositório GitHub</w:t>
-      </w:r>
-    </w:p>
-    <w:p>
-      <w:pPr>
-        <w:pStyle w:val="Pr-formataoHTML"/>
-        <w:rPr>
-          <w:rFonts w:asciiTheme="minorHAnsi" w:hAnsiTheme="minorHAnsi" w:cstheme="minorHAnsi"/>
-        </w:rPr>
-      </w:pPr>
-      <w:proofErr w:type="spellStart"/>
-      <w:r>
-        <w:rPr>
-          <w:rStyle w:val="CdigoHTML"/>
-          <w:rFonts w:asciiTheme="minorHAnsi" w:hAnsiTheme="minorHAnsi" w:cstheme="minorHAnsi"/>
-        </w:rPr>
-        <w:t>api</w:t>
-      </w:r>
-      <w:proofErr w:type="spellEnd"/>
-      <w:r>
-        <w:rPr>
-          <w:rStyle w:val="CdigoHTML"/>
-          <w:rFonts w:asciiTheme="minorHAnsi" w:hAnsiTheme="minorHAnsi" w:cstheme="minorHAnsi"/>
-        </w:rPr>
-        <w:t>-cep-testes/</w:t>
-      </w:r>
-      <w:r>
-        <w:rPr>
-          <w:rFonts w:asciiTheme="minorHAnsi" w:hAnsiTheme="minorHAnsi" w:cstheme="minorHAnsi"/>
-        </w:rPr>
-        <w:br/>
-      </w:r>
-      <w:r>
-        <w:rPr>
-          <w:rStyle w:val="CdigoHTML"/>
-          <w:rFonts w:asciiTheme="minorHAnsi" w:hAnsiTheme="minorHAnsi" w:cstheme="minorHAnsi"/>
-        </w:rPr>
-        <w:t>│</w:t>
-      </w:r>
-      <w:r>
-        <w:rPr>
-          <w:rFonts w:asciiTheme="minorHAnsi" w:hAnsiTheme="minorHAnsi" w:cstheme="minorHAnsi"/>
-        </w:rPr>
-        <w:br/>
-      </w:r>
-      <w:r>
-        <w:rPr>
-          <w:rStyle w:val="CdigoHTML"/>
-          <w:rFonts w:ascii="Arial" w:hAnsi="Arial" w:cs="Arial"/>
-        </w:rPr>
-        <w:t>├</w:t>
-      </w:r>
-      <w:r>
-        <w:rPr>
-          <w:rStyle w:val="CdigoHTML"/>
-          <w:rFonts w:ascii="Calibri" w:hAnsi="Calibri" w:cs="Calibri"/>
-        </w:rPr>
-        <w:t>──</w:t>
-      </w:r>
-      <w:r>
-        <w:rPr>
-          <w:rStyle w:val="CdigoHTML"/>
-          <w:rFonts w:asciiTheme="minorHAnsi" w:hAnsiTheme="minorHAnsi" w:cstheme="minorHAnsi"/>
-        </w:rPr>
-        <w:t xml:space="preserve"> README.md</w:t>
-      </w:r>
-      <w:r>
-        <w:rPr>
-          <w:rFonts w:asciiTheme="minorHAnsi" w:hAnsiTheme="minorHAnsi" w:cstheme="minorHAnsi"/>
-        </w:rPr>
-        <w:br/>
-      </w:r>
-      <w:r>
-        <w:rPr>
-          <w:rStyle w:val="CdigoHTML"/>
-          <w:rFonts w:ascii="Arial" w:hAnsi="Arial" w:cs="Arial"/>
-        </w:rPr>
-        <w:t>├</w:t>
-      </w:r>
-      <w:r>
-        <w:rPr>
-          <w:rStyle w:val="CdigoHTML"/>
-          <w:rFonts w:ascii="Calibri" w:hAnsi="Calibri" w:cs="Calibri"/>
-        </w:rPr>
-        <w:t>──</w:t>
-      </w:r>
-      <w:r>
-        <w:rPr>
-          <w:rStyle w:val="CdigoHTML"/>
-          <w:rFonts w:asciiTheme="minorHAnsi" w:hAnsiTheme="minorHAnsi" w:cstheme="minorHAnsi"/>
-        </w:rPr>
-        <w:t xml:space="preserve"> </w:t>
-      </w:r>
-      <w:proofErr w:type="spellStart"/>
-      <w:r>
-        <w:rPr>
-          <w:rStyle w:val="CdigoHTML"/>
-          <w:rFonts w:asciiTheme="minorHAnsi" w:hAnsiTheme="minorHAnsi" w:cstheme="minorHAnsi"/>
-        </w:rPr>
-        <w:t>postman</w:t>
-      </w:r>
-      <w:proofErr w:type="spellEnd"/>
-      <w:r>
-        <w:rPr>
-          <w:rStyle w:val="CdigoHTML"/>
-          <w:rFonts w:asciiTheme="minorHAnsi" w:hAnsiTheme="minorHAnsi" w:cstheme="minorHAnsi"/>
-        </w:rPr>
-        <w:t>/</w:t>
-      </w:r>
-      <w:r>
-        <w:rPr>
-          <w:rFonts w:asciiTheme="minorHAnsi" w:hAnsiTheme="minorHAnsi" w:cstheme="minorHAnsi"/>
-        </w:rPr>
-        <w:br/>
-      </w:r>
-      <w:r>
-        <w:rPr>
-          <w:rStyle w:val="CdigoHTML"/>
-          <w:rFonts w:asciiTheme="minorHAnsi" w:hAnsiTheme="minorHAnsi" w:cstheme="minorHAnsi"/>
-        </w:rPr>
-        <w:t xml:space="preserve">│   └── </w:t>
-      </w:r>
-      <w:proofErr w:type="spellStart"/>
-      <w:r>
-        <w:rPr>
-          <w:rStyle w:val="CdigoHTML"/>
-          <w:rFonts w:asciiTheme="minorHAnsi" w:hAnsiTheme="minorHAnsi" w:cstheme="minorHAnsi"/>
-        </w:rPr>
-        <w:t>API_CEP_Collection.json</w:t>
-      </w:r>
-      <w:proofErr w:type="spellEnd"/>
-      <w:r>
-        <w:rPr>
-          <w:rFonts w:asciiTheme="minorHAnsi" w:hAnsiTheme="minorHAnsi" w:cstheme="minorHAnsi"/>
-        </w:rPr>
-        <w:br/>
-      </w:r>
-      <w:r>
-        <w:rPr>
-          <w:rStyle w:val="CdigoHTML"/>
-          <w:rFonts w:ascii="Arial" w:hAnsi="Arial" w:cs="Arial"/>
-        </w:rPr>
-        <w:t>├</w:t>
-      </w:r>
-      <w:r>
-        <w:rPr>
-          <w:rStyle w:val="CdigoHTML"/>
-          <w:rFonts w:ascii="Calibri" w:hAnsi="Calibri" w:cs="Calibri"/>
-        </w:rPr>
-        <w:t>──</w:t>
-      </w:r>
-      <w:r>
-        <w:rPr>
-          <w:rStyle w:val="CdigoHTML"/>
-          <w:rFonts w:asciiTheme="minorHAnsi" w:hAnsiTheme="minorHAnsi" w:cstheme="minorHAnsi"/>
-        </w:rPr>
-        <w:t xml:space="preserve"> </w:t>
-      </w:r>
-      <w:proofErr w:type="spellStart"/>
-      <w:r>
-        <w:rPr>
-          <w:rStyle w:val="CdigoHTML"/>
-          <w:rFonts w:asciiTheme="minorHAnsi" w:hAnsiTheme="minorHAnsi" w:cstheme="minorHAnsi"/>
-        </w:rPr>
-        <w:t>docs</w:t>
-      </w:r>
-      <w:proofErr w:type="spellEnd"/>
-      <w:r>
-        <w:rPr>
-          <w:rStyle w:val="CdigoHTML"/>
-          <w:rFonts w:asciiTheme="minorHAnsi" w:hAnsiTheme="minorHAnsi" w:cstheme="minorHAnsi"/>
-        </w:rPr>
-        <w:t>/</w:t>
-      </w:r>
-      <w:r>
-        <w:rPr>
-          <w:rFonts w:asciiTheme="minorHAnsi" w:hAnsiTheme="minorHAnsi" w:cstheme="minorHAnsi"/>
-        </w:rPr>
-        <w:br/>
-      </w:r>
-      <w:r>
-        <w:rPr>
-          <w:rStyle w:val="CdigoHTML"/>
-          <w:rFonts w:asciiTheme="minorHAnsi" w:hAnsiTheme="minorHAnsi" w:cstheme="minorHAnsi"/>
-        </w:rPr>
-        <w:t>│   └── casos_de_teste.md</w:t>
-      </w:r>
-      <w:r>
-        <w:rPr>
-          <w:rFonts w:asciiTheme="minorHAnsi" w:hAnsiTheme="minorHAnsi" w:cstheme="minorHAnsi"/>
-        </w:rPr>
-        <w:br/>
-      </w:r>
-      <w:r>
-        <w:rPr>
-          <w:rStyle w:val="CdigoHTML"/>
-          <w:rFonts w:ascii="Arial" w:hAnsi="Arial" w:cs="Arial"/>
-        </w:rPr>
-        <w:t>├</w:t>
-      </w:r>
-      <w:r>
-        <w:rPr>
-          <w:rStyle w:val="CdigoHTML"/>
-          <w:rFonts w:ascii="Calibri" w:hAnsi="Calibri" w:cs="Calibri"/>
-        </w:rPr>
-        <w:t>──</w:t>
-      </w:r>
-      <w:r>
-        <w:rPr>
-          <w:rStyle w:val="CdigoHTML"/>
-          <w:rFonts w:asciiTheme="minorHAnsi" w:hAnsiTheme="minorHAnsi" w:cstheme="minorHAnsi"/>
-        </w:rPr>
-        <w:t xml:space="preserve"> </w:t>
-      </w:r>
-      <w:proofErr w:type="spellStart"/>
-      <w:r>
-        <w:rPr>
-          <w:rStyle w:val="CdigoHTML"/>
-          <w:rFonts w:asciiTheme="minorHAnsi" w:hAnsiTheme="minorHAnsi" w:cstheme="minorHAnsi"/>
-        </w:rPr>
-        <w:t>features</w:t>
-      </w:r>
-      <w:proofErr w:type="spellEnd"/>
-      <w:r>
-        <w:rPr>
-          <w:rStyle w:val="CdigoHTML"/>
-          <w:rFonts w:asciiTheme="minorHAnsi" w:hAnsiTheme="minorHAnsi" w:cstheme="minorHAnsi"/>
-        </w:rPr>
-        <w:t>/</w:t>
-      </w:r>
-      <w:r>
-        <w:rPr>
-          <w:rFonts w:asciiTheme="minorHAnsi" w:hAnsiTheme="minorHAnsi" w:cstheme="minorHAnsi"/>
-        </w:rPr>
-        <w:br/>
-      </w:r>
-      <w:r>
-        <w:rPr>
-          <w:rStyle w:val="CdigoHTML"/>
-          <w:rFonts w:asciiTheme="minorHAnsi" w:hAnsiTheme="minorHAnsi" w:cstheme="minorHAnsi"/>
-        </w:rPr>
-        <w:t xml:space="preserve">│   └── </w:t>
-      </w:r>
-      <w:proofErr w:type="spellStart"/>
-      <w:r>
-        <w:rPr>
-          <w:rStyle w:val="CdigoHTML"/>
-          <w:rFonts w:asciiTheme="minorHAnsi" w:hAnsiTheme="minorHAnsi" w:cstheme="minorHAnsi"/>
-        </w:rPr>
-        <w:t>consulta_</w:t>
-      </w:r>
-      <w:proofErr w:type="gramStart"/>
-      <w:r>
-        <w:rPr>
-          <w:rStyle w:val="CdigoHTML"/>
-          <w:rFonts w:asciiTheme="minorHAnsi" w:hAnsiTheme="minorHAnsi" w:cstheme="minorHAnsi"/>
-        </w:rPr>
-        <w:t>cep.feature</w:t>
-      </w:r>
-      <w:proofErr w:type="spellEnd"/>
-      <w:proofErr w:type="gramEnd"/>
-      <w:r>
-        <w:rPr>
-          <w:rFonts w:asciiTheme="minorHAnsi" w:hAnsiTheme="minorHAnsi" w:cstheme="minorHAnsi"/>
-        </w:rPr>
-        <w:br/>
-      </w:r>
-      <w:r>
-        <w:rPr>
-          <w:rStyle w:val="CdigoHTML"/>
-          <w:rFonts w:asciiTheme="minorHAnsi" w:hAnsiTheme="minorHAnsi" w:cstheme="minorHAnsi"/>
-        </w:rPr>
-        <w:t>└── evidencias/</w:t>
-      </w:r>
-    </w:p>
-    <w:p>
-      <w:pPr>
-        <w:pStyle w:val="Ttulo2"/>
-        <w:rPr>
-          <w:rFonts w:asciiTheme="minorHAnsi" w:hAnsiTheme="minorHAnsi" w:cstheme="minorHAnsi"/>
-        </w:rPr>
-      </w:pPr>
-      <w:r>
-        <w:rPr>
-          <w:rFonts w:asciiTheme="minorHAnsi" w:hAnsiTheme="minorHAnsi" w:cstheme="minorHAnsi"/>
-        </w:rPr>
-        <w:t>Exemplo de README</w:t>
-      </w:r>
-    </w:p>
-    <w:p>
-      <w:pPr>
-        <w:numPr>
-          <w:ilvl w:val="0"/>
-          <w:numId w:val="4"/>
-        </w:numPr>
-        <w:spacing w:before="100" w:beforeAutospacing="1" w:after="100" w:afterAutospacing="1" w:line="240" w:lineRule="auto"/>
-        <w:rPr>
-          <w:rFonts w:cstheme="minorHAnsi"/>
-        </w:rPr>
-      </w:pPr>
-      <w:r>
-        <w:rPr>
-          <w:rFonts w:cstheme="minorHAnsi"/>
-        </w:rPr>
-        <w:t xml:space="preserve">Objetivo do projeto </w:t>
-      </w:r>
-    </w:p>
-    <w:p>
-      <w:pPr>
-        <w:numPr>
-          <w:ilvl w:val="0"/>
-          <w:numId w:val="4"/>
-        </w:numPr>
-        <w:spacing w:before="100" w:beforeAutospacing="1" w:after="100" w:afterAutospacing="1" w:line="240" w:lineRule="auto"/>
-        <w:rPr>
-          <w:rFonts w:cstheme="minorHAnsi"/>
-        </w:rPr>
-      </w:pPr>
-      <w:r>
-        <w:rPr>
-          <w:rFonts w:cstheme="minorHAnsi"/>
-        </w:rPr>
-        <w:lastRenderedPageBreak/>
-        <w:t xml:space="preserve">API utilizada </w:t>
-      </w:r>
-    </w:p>
-    <w:p>
-      <w:pPr>
-        <w:numPr>
-          <w:ilvl w:val="0"/>
-          <w:numId w:val="4"/>
-        </w:numPr>
-        <w:spacing w:before="100" w:beforeAutospacing="1" w:after="100" w:afterAutospacing="1" w:line="240" w:lineRule="auto"/>
-        <w:rPr>
-          <w:rFonts w:cstheme="minorHAnsi"/>
-        </w:rPr>
-      </w:pPr>
-      <w:r>
-        <w:rPr>
-          <w:rFonts w:cstheme="minorHAnsi"/>
-        </w:rPr>
-        <w:t xml:space="preserve">Ferramentas utilizadas: </w:t>
-      </w:r>
-    </w:p>
-    <w:p>
-      <w:pPr>
-        <w:numPr>
-          <w:ilvl w:val="1"/>
-          <w:numId w:val="4"/>
-        </w:numPr>
-        <w:spacing w:before="100" w:beforeAutospacing="1" w:after="100" w:afterAutospacing="1" w:line="240" w:lineRule="auto"/>
-        <w:rPr>
-          <w:rFonts w:cstheme="minorHAnsi"/>
-        </w:rPr>
-      </w:pPr>
-      <w:proofErr w:type="spellStart"/>
-      <w:r>
-        <w:rPr>
-          <w:rFonts w:cstheme="minorHAnsi"/>
-        </w:rPr>
-        <w:t>Postman</w:t>
-      </w:r>
-      <w:proofErr w:type="spellEnd"/>
-      <w:r>
-        <w:rPr>
-          <w:rFonts w:cstheme="minorHAnsi"/>
-        </w:rPr>
-        <w:t xml:space="preserve"> </w:t>
-      </w:r>
-    </w:p>
-    <w:p>
-      <w:pPr>
-        <w:numPr>
-          <w:ilvl w:val="1"/>
-          <w:numId w:val="4"/>
-        </w:numPr>
-        <w:spacing w:before="100" w:beforeAutospacing="1" w:after="100" w:afterAutospacing="1" w:line="240" w:lineRule="auto"/>
-        <w:rPr>
-          <w:rFonts w:cstheme="minorHAnsi"/>
-        </w:rPr>
-      </w:pPr>
-      <w:r>
-        <w:rPr>
-          <w:rFonts w:cstheme="minorHAnsi"/>
-        </w:rPr>
-        <w:t xml:space="preserve">Newman </w:t>
-      </w:r>
-    </w:p>
-    <w:p>
-      <w:pPr>
-        <w:numPr>
-          <w:ilvl w:val="1"/>
-          <w:numId w:val="4"/>
-        </w:numPr>
-        <w:spacing w:before="100" w:beforeAutospacing="1" w:after="100" w:afterAutospacing="1" w:line="240" w:lineRule="auto"/>
-        <w:rPr>
-          <w:rFonts w:cstheme="minorHAnsi"/>
-        </w:rPr>
-      </w:pPr>
-      <w:r>
-        <w:rPr>
-          <w:rFonts w:cstheme="minorHAnsi"/>
-        </w:rPr>
-        <w:t xml:space="preserve">GitHub </w:t>
-      </w:r>
-    </w:p>
-    <w:p>
-      <w:pPr>
-        <w:numPr>
-          <w:ilvl w:val="0"/>
-          <w:numId w:val="4"/>
-        </w:numPr>
-        <w:spacing w:before="100" w:beforeAutospacing="1" w:after="100" w:afterAutospacing="1" w:line="240" w:lineRule="auto"/>
-        <w:rPr>
-          <w:rFonts w:cstheme="minorHAnsi"/>
-        </w:rPr>
-      </w:pPr>
-      <w:r>
-        <w:rPr>
-          <w:rFonts w:cstheme="minorHAnsi"/>
-        </w:rPr>
-        <w:t xml:space="preserve">Como executar os testes </w:t>
-      </w:r>
-    </w:p>
-    <w:p>
-      <w:pPr>
-        <w:numPr>
-          <w:ilvl w:val="0"/>
-          <w:numId w:val="4"/>
-        </w:numPr>
-        <w:spacing w:before="100" w:beforeAutospacing="1" w:after="100" w:afterAutospacing="1" w:line="240" w:lineRule="auto"/>
-        <w:rPr>
-          <w:rFonts w:cstheme="minorHAnsi"/>
-        </w:rPr>
-      </w:pPr>
-      <w:r>
-        <w:rPr>
-          <w:rFonts w:cstheme="minorHAnsi"/>
-        </w:rPr>
-        <w:t xml:space="preserve">Evidências dos testes </w:t>
-      </w:r>
-    </w:p>
-    <w:p>
-      <w:pPr>
-        <w:pStyle w:val="Ttulo2"/>
-        <w:rPr>
-          <w:rFonts w:asciiTheme="minorHAnsi" w:hAnsiTheme="minorHAnsi" w:cstheme="minorHAnsi"/>
-        </w:rPr>
-      </w:pPr>
-      <w:r>
-        <w:rPr>
-          <w:rFonts w:asciiTheme="minorHAnsi" w:hAnsiTheme="minorHAnsi" w:cstheme="minorHAnsi"/>
-        </w:rPr>
-        <w:t xml:space="preserve">Exemplo de </w:t>
-      </w:r>
-      <w:proofErr w:type="spellStart"/>
-      <w:r>
-        <w:rPr>
-          <w:rFonts w:asciiTheme="minorHAnsi" w:hAnsiTheme="minorHAnsi" w:cstheme="minorHAnsi"/>
-        </w:rPr>
-        <w:t>Feature</w:t>
-      </w:r>
-      <w:proofErr w:type="spellEnd"/>
-      <w:r>
-        <w:rPr>
-          <w:rFonts w:asciiTheme="minorHAnsi" w:hAnsiTheme="minorHAnsi" w:cstheme="minorHAnsi"/>
-        </w:rPr>
-        <w:t xml:space="preserve"> File</w:t>
-      </w:r>
-    </w:p>
-    <w:p>
-      <w:pPr>
-        <w:pStyle w:val="Pr-formataoHTML"/>
-        <w:rPr>
-          <w:rFonts w:asciiTheme="minorHAnsi" w:hAnsiTheme="minorHAnsi" w:cstheme="minorHAnsi"/>
-        </w:rPr>
-      </w:pPr>
-      <w:proofErr w:type="spellStart"/>
-      <w:r>
-        <w:rPr>
-          <w:rStyle w:val="CdigoHTML"/>
-          <w:rFonts w:asciiTheme="minorHAnsi" w:hAnsiTheme="minorHAnsi" w:cstheme="minorHAnsi"/>
-        </w:rPr>
-        <w:t>Feature</w:t>
-      </w:r>
-      <w:proofErr w:type="spellEnd"/>
-      <w:r>
-        <w:rPr>
-          <w:rStyle w:val="CdigoHTML"/>
-          <w:rFonts w:asciiTheme="minorHAnsi" w:hAnsiTheme="minorHAnsi" w:cstheme="minorHAnsi"/>
-        </w:rPr>
-        <w:t>: Consulta de CEP</w:t>
-      </w:r>
-      <w:r>
-        <w:rPr>
-          <w:rFonts w:asciiTheme="minorHAnsi" w:hAnsiTheme="minorHAnsi" w:cstheme="minorHAnsi"/>
-        </w:rPr>
-        <w:br/>
-      </w:r>
-      <w:r>
-        <w:rPr>
-          <w:rFonts w:asciiTheme="minorHAnsi" w:hAnsiTheme="minorHAnsi" w:cstheme="minorHAnsi"/>
-        </w:rPr>
-        <w:br/>
-      </w:r>
-      <w:proofErr w:type="spellStart"/>
-      <w:r>
-        <w:rPr>
-          <w:rStyle w:val="CdigoHTML"/>
-          <w:rFonts w:asciiTheme="minorHAnsi" w:hAnsiTheme="minorHAnsi" w:cstheme="minorHAnsi"/>
-        </w:rPr>
-        <w:t>Scenario</w:t>
-      </w:r>
-      <w:proofErr w:type="spellEnd"/>
-      <w:r>
-        <w:rPr>
-          <w:rStyle w:val="CdigoHTML"/>
-          <w:rFonts w:asciiTheme="minorHAnsi" w:hAnsiTheme="minorHAnsi" w:cstheme="minorHAnsi"/>
-        </w:rPr>
-        <w:t>: Consulta de CEP válido</w:t>
-      </w:r>
-      <w:r>
-        <w:rPr>
-          <w:rFonts w:asciiTheme="minorHAnsi" w:hAnsiTheme="minorHAnsi" w:cstheme="minorHAnsi"/>
-        </w:rPr>
-        <w:br/>
-      </w:r>
-      <w:proofErr w:type="spellStart"/>
-      <w:r>
-        <w:rPr>
-          <w:rStyle w:val="CdigoHTML"/>
-          <w:rFonts w:asciiTheme="minorHAnsi" w:hAnsiTheme="minorHAnsi" w:cstheme="minorHAnsi"/>
-        </w:rPr>
-        <w:t>Given</w:t>
-      </w:r>
-      <w:proofErr w:type="spellEnd"/>
-      <w:r>
-        <w:rPr>
-          <w:rStyle w:val="CdigoHTML"/>
-          <w:rFonts w:asciiTheme="minorHAnsi" w:hAnsiTheme="minorHAnsi" w:cstheme="minorHAnsi"/>
-        </w:rPr>
-        <w:t xml:space="preserve"> que possuo um CEP válido "06233-030"</w:t>
-      </w:r>
-      <w:r>
-        <w:rPr>
-          <w:rFonts w:asciiTheme="minorHAnsi" w:hAnsiTheme="minorHAnsi" w:cstheme="minorHAnsi"/>
-        </w:rPr>
-        <w:br/>
-      </w:r>
-      <w:r>
-        <w:rPr>
-          <w:rStyle w:val="CdigoHTML"/>
-          <w:rFonts w:asciiTheme="minorHAnsi" w:hAnsiTheme="minorHAnsi" w:cstheme="minorHAnsi"/>
-        </w:rPr>
-        <w:t>When realizo a consulta na API</w:t>
-      </w:r>
-      <w:r>
-        <w:rPr>
-          <w:rFonts w:asciiTheme="minorHAnsi" w:hAnsiTheme="minorHAnsi" w:cstheme="minorHAnsi"/>
-        </w:rPr>
-        <w:br/>
-      </w:r>
-      <w:proofErr w:type="spellStart"/>
-      <w:r>
-        <w:rPr>
-          <w:rStyle w:val="CdigoHTML"/>
-          <w:rFonts w:asciiTheme="minorHAnsi" w:hAnsiTheme="minorHAnsi" w:cstheme="minorHAnsi"/>
-        </w:rPr>
-        <w:t>Then</w:t>
-      </w:r>
-      <w:proofErr w:type="spellEnd"/>
-      <w:r>
-        <w:rPr>
-          <w:rStyle w:val="CdigoHTML"/>
-          <w:rFonts w:asciiTheme="minorHAnsi" w:hAnsiTheme="minorHAnsi" w:cstheme="minorHAnsi"/>
-        </w:rPr>
-        <w:t xml:space="preserve"> recebo status 200</w:t>
-      </w:r>
-      <w:r>
-        <w:rPr>
-          <w:rFonts w:asciiTheme="minorHAnsi" w:hAnsiTheme="minorHAnsi" w:cstheme="minorHAnsi"/>
-        </w:rPr>
-        <w:br/>
-      </w:r>
-      <w:proofErr w:type="spellStart"/>
-      <w:r>
-        <w:rPr>
-          <w:rStyle w:val="CdigoHTML"/>
-          <w:rFonts w:asciiTheme="minorHAnsi" w:hAnsiTheme="minorHAnsi" w:cstheme="minorHAnsi"/>
-        </w:rPr>
-        <w:t>And</w:t>
-      </w:r>
-      <w:proofErr w:type="spellEnd"/>
-      <w:r>
-        <w:rPr>
-          <w:rStyle w:val="CdigoHTML"/>
-          <w:rFonts w:asciiTheme="minorHAnsi" w:hAnsiTheme="minorHAnsi" w:cstheme="minorHAnsi"/>
-        </w:rPr>
-        <w:t xml:space="preserve"> recebo os dados do endereço</w:t>
-      </w:r>
-    </w:p>
-    <w:p>
-      <w:pPr>
-        <w:pStyle w:val="Partesuperior-zdoformulrio"/>
-        <w:pBdr>
-          <w:bottom w:val="none" w:sz="0" w:space="0" w:color="auto"/>
-        </w:pBdr>
-        <w:rPr>
-          <w:rFonts w:asciiTheme="minorHAnsi" w:hAnsiTheme="minorHAnsi" w:cstheme="minorHAnsi"/>
-        </w:rPr>
-      </w:pPr>
-      <w:r>
-        <w:rPr>
-          <w:rFonts w:asciiTheme="minorHAnsi" w:hAnsiTheme="minorHAnsi" w:cstheme="minorHAnsi"/>
-        </w:rPr>
-        <w:t>Parte superior do formulário</w:t>
-      </w:r>
-    </w:p>
-    <w:p>
-      <w:pPr>
         <w:pStyle w:val="placeholder"/>
-        <w:pBdr>
-          <w:top w:val="single" w:sz="6" w:space="1" w:color="auto"/>
-          <w:bottom w:val="single" w:sz="6" w:space="1" w:color="auto"/>
-        </w:pBdr>
-        <w:rPr>
-          <w:rFonts w:asciiTheme="minorHAnsi" w:hAnsiTheme="minorHAnsi" w:cstheme="minorHAnsi"/>
-        </w:rPr>
-      </w:pPr>
-    </w:p>
-    <w:p>
-      <w:pPr>
-        <w:pStyle w:val="placeholder"/>
-        <w:rPr>
-          <w:rFonts w:asciiTheme="minorHAnsi" w:hAnsiTheme="minorHAnsi" w:cstheme="minorHAnsi"/>
-        </w:rPr>
-      </w:pPr>
-    </w:p>
-    <w:p>
-      <w:pPr>
-        <w:pStyle w:val="placeholder"/>
-        <w:rPr>
-          <w:rFonts w:asciiTheme="minorHAnsi" w:hAnsiTheme="minorHAnsi" w:cstheme="minorHAnsi"/>
-        </w:rPr>
-      </w:pPr>
-      <w:proofErr w:type="spellStart"/>
-      <w:r>
-        <w:rPr>
-          <w:rFonts w:asciiTheme="minorHAnsi" w:hAnsiTheme="minorHAnsi" w:cstheme="minorHAnsi"/>
-        </w:rPr>
-        <w:t>Questao</w:t>
-      </w:r>
-      <w:proofErr w:type="spellEnd"/>
-      <w:r>
-        <w:rPr>
-          <w:rFonts w:asciiTheme="minorHAnsi" w:hAnsiTheme="minorHAnsi" w:cstheme="minorHAnsi"/>
-        </w:rPr>
-        <w:t xml:space="preserve"> 2.2 é a </w:t>
-      </w:r>
-      <w:proofErr w:type="spellStart"/>
-      <w:r>
-        <w:rPr>
-          <w:rFonts w:asciiTheme="minorHAnsi" w:hAnsiTheme="minorHAnsi" w:cstheme="minorHAnsi"/>
-        </w:rPr>
-        <w:t>collection</w:t>
-      </w:r>
-      <w:proofErr w:type="spellEnd"/>
-    </w:p>
-    <w:p>
-      <w:pPr>
-        <w:pStyle w:val="placeholder"/>
-        <w:rPr>
-          <w:rFonts w:asciiTheme="minorHAnsi" w:hAnsiTheme="minorHAnsi" w:cstheme="minorHAnsi"/>
-        </w:rPr>
-      </w:pPr>
-      <w:r>
-        <w:rPr>
-          <w:rFonts w:asciiTheme="minorHAnsi" w:hAnsiTheme="minorHAnsi" w:cstheme="minorHAnsi"/>
-        </w:rPr>
-        <w:t>Questão 2.3 é as evidencias</w:t>
-      </w:r>
+        <w:rPr>
+          <w:rFonts w:asciiTheme="minorHAnsi" w:hAnsiTheme="minorHAnsi" w:cstheme="minorHAnsi"/>
+        </w:rPr>
+      </w:pPr>
     </w:p>
     <w:p>
       <w:pPr>
@@ -6110,7 +4546,7 @@
 <w:numbering xmlns:wpc="http://schemas.microsoft.com/office/word/2010/wordprocessingCanvas" xmlns:cx="http://schemas.microsoft.com/office/drawing/2014/chartex" xmlns:cx1="http://schemas.microsoft.com/office/drawing/2015/9/8/chartex" xmlns:cx2="http://schemas.microsoft.com/office/drawing/2015/10/21/chartex" xmlns:cx3="http://schemas.microsoft.com/office/drawing/2016/5/9/chartex" xmlns:cx4="http://schemas.microsoft.com/office/drawing/2016/5/10/chartex" xmlns:cx5="http://schemas.microsoft.com/office/drawing/2016/5/11/chartex" xmlns:cx6="http://schemas.microsoft.com/office/drawing/2016/5/12/chartex" xmlns:cx7="http://schemas.microsoft.com/office/drawing/2016/5/13/chartex" xmlns:cx8="http://schemas.microsoft.com/office/drawing/2016/5/14/chartex" xmlns:mc="http://schemas.openxmlformats.org/markup-compatibility/2006" xmlns:aink="http://schemas.microsoft.com/office/drawing/2016/ink" xmlns:am3d="http://schemas.microsoft.com/office/drawing/2017/model3d" xmlns:o="urn:schemas-microsoft-com:office:office" xmlns:r="http://schemas.openxmlformats.org/officeDocument/2006/relationships" xmlns:m="http://schemas.openxmlformats.org/officeDocument/2006/math" xmlns:v="urn:schemas-microsoft-com:vml" xmlns:wp14="http://schemas.microsoft.com/office/word/2010/wordprocessingDrawing" xmlns:wp="http://schemas.openxmlformats.org/drawingml/2006/wordprocessingDrawing" xmlns:w10="urn:schemas-microsoft-com:office:word" xmlns:w="http://schemas.openxmlformats.org/wordprocessingml/2006/main" xmlns:w14="http://schemas.microsoft.com/office/word/2010/wordml" xmlns:w15="http://schemas.microsoft.com/office/word/2012/wordml" xmlns:w16cex="http://schemas.microsoft.com/office/word/2018/wordml/cex" xmlns:w16cid="http://schemas.microsoft.com/office/word/2016/wordml/cid" xmlns:w16="http://schemas.microsoft.com/office/word/2018/wordml" xmlns:w16sdtdh="http://schemas.microsoft.com/office/word/2020/wordml/sdtdatahash" xmlns:w16se="http://schemas.microsoft.com/office/word/2015/wordml/symex" xmlns:wpg="http://schemas.microsoft.com/office/word/2010/wordprocessingGroup" xmlns:wpi="http://schemas.microsoft.com/office/word/2010/wordprocessingInk" xmlns:wne="http://schemas.microsoft.com/office/word/2006/wordml" xmlns:wps="http://schemas.microsoft.com/office/word/2010/wordprocessingShape" mc:Ignorable="w14 w15 w16se w16cid w16 w16cex w16sdtdh wp14">
   <w:numPicBullet w:numPicBulletId="0">
     <w:pict>
-      <v:rect id="_x0000_i1326" style="width:0;height:1.5pt" o:hralign="center" o:bullet="t" o:hrstd="t" o:hr="t" fillcolor="#a0a0a0" stroked="f"/>
+      <v:rect id="_x0000_i1125" style="width:0;height:1.5pt" o:hralign="center" o:bullet="t" o:hrstd="t" o:hr="t" fillcolor="#a0a0a0" stroked="f"/>
     </w:pict>
   </w:numPicBullet>
   <w:abstractNum w:abstractNumId="0" w15:restartNumberingAfterBreak="0">
@@ -7122,7 +5558,7 @@
   <w:style w:type="paragraph" w:default="1" w:styleId="Normal">
     <w:name w:val="Normal"/>
     <w:qFormat/>
-    <w:rsid w:val="00333A6E"/>
+    <w:rsid w:val="0019296C"/>
   </w:style>
   <w:style w:type="paragraph" w:styleId="Ttulo1">
     <w:name w:val="heading 1"/>
@@ -7190,6 +5626,7 @@
   <w:style w:type="character" w:default="1" w:styleId="Fontepargpadro">
     <w:name w:val="Default Paragraph Font"/>
     <w:uiPriority w:val="1"/>
+    <w:semiHidden/>
     <w:unhideWhenUsed/>
   </w:style>
   <w:style w:type="table" w:default="1" w:styleId="Tabelanormal">
